--- a/DB/새가족부/NEW_새가족부매뉴얼_201-203_사랑과평안의교회.docx
+++ b/DB/새가족부/NEW_새가족부매뉴얼_201-203_사랑과평안의교회.docx
@@ -33,9 +33,6 @@
     </w:p>
     <w:p>
       <w:pPr>
-        <w:pBdr>
-          <w:bottom w:val="single" w:color="C8714A" w:sz="6"/>
-        </w:pBdr>
         <w:spacing w:after="80" w:before="0"/>
         <w:jc w:val="center"/>
       </w:pPr>
@@ -138,7 +135,7 @@
               <w:bottom w:val="single" w:color="B0C8E0" w:sz="4"/>
               <w:right w:val="single" w:color="B0C8E0" w:sz="4"/>
             </w:tcBorders>
-            <w:shd w:fill="EAF1F8" w:val="clear"/>
+            <w:shd w:fill="FFFFFF" w:val="clear"/>
             <w:tcMar>
               <w:top w:type="dxa" w:w="80"/>
               <w:left w:type="dxa" w:w="160"/>
@@ -202,7 +199,7 @@
               <w:bottom w:val="single" w:color="B0C8E0" w:sz="4"/>
               <w:right w:val="single" w:color="B0C8E0" w:sz="4"/>
             </w:tcBorders>
-            <w:shd w:fill="EAF1F8" w:val="clear"/>
+            <w:shd w:fill="FFFFFF" w:val="clear"/>
             <w:tcMar>
               <w:top w:type="dxa" w:w="80"/>
               <w:left w:type="dxa" w:w="160"/>
@@ -266,7 +263,7 @@
               <w:bottom w:val="single" w:color="B0C8E0" w:sz="4"/>
               <w:right w:val="single" w:color="B0C8E0" w:sz="4"/>
             </w:tcBorders>
-            <w:shd w:fill="EAF1F8" w:val="clear"/>
+            <w:shd w:fill="FFFFFF" w:val="clear"/>
             <w:tcMar>
               <w:top w:type="dxa" w:w="80"/>
               <w:left w:type="dxa" w:w="160"/>
@@ -330,7 +327,7 @@
               <w:bottom w:val="single" w:color="B0C8E0" w:sz="4"/>
               <w:right w:val="single" w:color="B0C8E0" w:sz="4"/>
             </w:tcBorders>
-            <w:shd w:fill="EAF1F8" w:val="clear"/>
+            <w:shd w:fill="FFFFFF" w:val="clear"/>
             <w:tcMar>
               <w:top w:type="dxa" w:w="80"/>
               <w:left w:type="dxa" w:w="160"/>
@@ -394,7 +391,7 @@
               <w:bottom w:val="single" w:color="B0C8E0" w:sz="4"/>
               <w:right w:val="single" w:color="B0C8E0" w:sz="4"/>
             </w:tcBorders>
-            <w:shd w:fill="EAF1F8" w:val="clear"/>
+            <w:shd w:fill="FFFFFF" w:val="clear"/>
             <w:tcMar>
               <w:top w:type="dxa" w:w="80"/>
               <w:left w:type="dxa" w:w="160"/>
@@ -443,7 +440,7 @@
                 <w:sz w:val="18"/>
                 <w:szCs w:val="18"/>
               </w:rPr>
-              <w:t xml:space="preserve">—</w:t>
+              <w:t>말미 [개정 이력] 표 참조</w:t>
             </w:r>
           </w:p>
         </w:tc>
@@ -486,11 +483,454 @@
       </w:r>
     </w:p>
     <w:p>
-      <w:pPr>
-        <w:pBdr>
-          <w:bottom w:val="single" w:color="C8714A" w:sz="8"/>
-        </w:pBdr>
-        <w:shd w:fill="1A3A5C" w:val="clear"/>
+      <w:r>
+        <w:rPr>
+          <w:rFonts w:ascii="맑은 고딕" w:hAnsi="맑은 고딕"/>
+          <w:b/>
+          <w:color w:val="1A3A5C"/>
+          <w:sz w:val="26"/>
+        </w:rPr>
+        <w:t>■ 새가족부 제출 업무 총괄  Duties Overview</w:t>
+      </w:r>
+    </w:p>
+    <w:p>
+      <w:r>
+        <w:rPr>
+          <w:rFonts w:ascii="맑은 고딕" w:hAnsi="맑은 고딕"/>
+          <w:sz w:val="22"/>
+        </w:rPr>
+        <w:t>아래 표는 새가족부가 제출한 업무 현황을 반영한 것이다. 세부 운영 지침은 제1장 이하 각 조에서 정한다.</w:t>
+      </w:r>
+    </w:p>
+    <w:tbl>
+      <w:tblPr>
+        <w:tblW w:type="auto" w:w="0"/>
+        <w:tblLook w:firstColumn="1" w:firstRow="1" w:lastColumn="0" w:lastRow="0" w:noHBand="0" w:noVBand="1" w:val="04A0"/>
+        <w:tblBorders>
+          <w:top w:val="single" w:sz="4" w:space="0" w:color="C0D4EC"/>
+          <w:left w:val="single" w:sz="4" w:space="0" w:color="C0D4EC"/>
+          <w:bottom w:val="single" w:sz="4" w:space="0" w:color="C0D4EC"/>
+          <w:right w:val="single" w:sz="4" w:space="0" w:color="C0D4EC"/>
+          <w:insideH w:val="single" w:sz="4" w:space="0" w:color="C0D4EC"/>
+          <w:insideV w:val="single" w:sz="4" w:space="0" w:color="C0D4EC"/>
+        </w:tblBorders>
+      </w:tblPr>
+      <w:tblGrid>
+        <w:gridCol w:w="3023"/>
+        <w:gridCol w:w="3023"/>
+        <w:gridCol w:w="3023"/>
+      </w:tblGrid>
+      <w:tr>
+        <w:tc>
+          <w:tcPr>
+            <w:tcW w:type="dxa" w:w="3023"/>
+            <w:shd w:val="clear" w:fill="FFFFFF"/>
+          </w:tcPr>
+          <w:p>
+            <w:r/>
+            <w:r>
+              <w:rPr>
+                <w:rFonts w:ascii="맑은 고딕" w:hAnsi="맑은 고딕"/>
+                <w:b/>
+                <w:color w:val="1A1A1A"/>
+                <w:sz w:val="20"/>
+              </w:rPr>
+              <w:t>업무명</w:t>
+            </w:r>
+          </w:p>
+        </w:tc>
+        <w:tc>
+          <w:tcPr>
+            <w:tcW w:type="dxa" w:w="3023"/>
+            <w:shd w:val="clear" w:fill="FFFFFF"/>
+          </w:tcPr>
+          <w:p>
+            <w:r/>
+            <w:r>
+              <w:rPr>
+                <w:rFonts w:ascii="맑은 고딕" w:hAnsi="맑은 고딕"/>
+                <w:b/>
+                <w:color w:val="1A1A1A"/>
+                <w:sz w:val="20"/>
+              </w:rPr>
+              <w:t>주기</w:t>
+            </w:r>
+          </w:p>
+        </w:tc>
+        <w:tc>
+          <w:tcPr>
+            <w:tcW w:type="dxa" w:w="3023"/>
+            <w:shd w:val="clear" w:fill="FFFFFF"/>
+          </w:tcPr>
+          <w:p>
+            <w:r/>
+            <w:r>
+              <w:rPr>
+                <w:rFonts w:ascii="맑은 고딕" w:hAnsi="맑은 고딕"/>
+                <w:b/>
+                <w:color w:val="1A1A1A"/>
+                <w:sz w:val="20"/>
+              </w:rPr>
+              <w:t>예산</w:t>
+            </w:r>
+          </w:p>
+        </w:tc>
+      </w:tr>
+      <w:tr>
+        <w:tc>
+          <w:tcPr>
+            <w:tcW w:type="dxa" w:w="3023"/>
+          </w:tcPr>
+          <w:p>
+            <w:r/>
+            <w:r>
+              <w:rPr>
+                <w:rFonts w:ascii="맑은 고딕" w:hAnsi="맑은 고딕"/>
+                <w:b w:val="0"/>
+                <w:sz w:val="20"/>
+              </w:rPr>
+              <w:t>새가족 맞이 준비</w:t>
+            </w:r>
+          </w:p>
+        </w:tc>
+        <w:tc>
+          <w:tcPr>
+            <w:tcW w:type="dxa" w:w="3023"/>
+          </w:tcPr>
+          <w:p>
+            <w:r/>
+            <w:r>
+              <w:rPr>
+                <w:rFonts w:ascii="맑은 고딕" w:hAnsi="맑은 고딕"/>
+                <w:b w:val="0"/>
+                <w:sz w:val="20"/>
+              </w:rPr>
+              <w:t>수시</w:t>
+            </w:r>
+          </w:p>
+        </w:tc>
+        <w:tc>
+          <w:tcPr>
+            <w:tcW w:type="dxa" w:w="3023"/>
+          </w:tcPr>
+          <w:p>
+            <w:r/>
+            <w:r>
+              <w:rPr>
+                <w:rFonts w:ascii="맑은 고딕" w:hAnsi="맑은 고딕"/>
+                <w:b w:val="0"/>
+                <w:sz w:val="20"/>
+              </w:rPr>
+              <w:t>—</w:t>
+            </w:r>
+          </w:p>
+        </w:tc>
+      </w:tr>
+      <w:tr>
+        <w:tc>
+          <w:tcPr>
+            <w:tcW w:type="dxa" w:w="3023"/>
+          </w:tcPr>
+          <w:p>
+            <w:r/>
+            <w:r>
+              <w:rPr>
+                <w:rFonts w:ascii="맑은 고딕" w:hAnsi="맑은 고딕"/>
+                <w:b w:val="0"/>
+                <w:sz w:val="20"/>
+              </w:rPr>
+              <w:t>새가족 맞이</w:t>
+            </w:r>
+          </w:p>
+        </w:tc>
+        <w:tc>
+          <w:tcPr>
+            <w:tcW w:type="dxa" w:w="3023"/>
+          </w:tcPr>
+          <w:p>
+            <w:r/>
+            <w:r>
+              <w:rPr>
+                <w:rFonts w:ascii="맑은 고딕" w:hAnsi="맑은 고딕"/>
+                <w:b w:val="0"/>
+                <w:sz w:val="20"/>
+              </w:rPr>
+              <w:t>수시</w:t>
+            </w:r>
+          </w:p>
+        </w:tc>
+        <w:tc>
+          <w:tcPr>
+            <w:tcW w:type="dxa" w:w="3023"/>
+          </w:tcPr>
+          <w:p>
+            <w:r/>
+            <w:r>
+              <w:rPr>
+                <w:rFonts w:ascii="맑은 고딕" w:hAnsi="맑은 고딕"/>
+                <w:b w:val="0"/>
+                <w:sz w:val="20"/>
+              </w:rPr>
+              <w:t>환영선물 3,000원</w:t>
+            </w:r>
+          </w:p>
+        </w:tc>
+      </w:tr>
+      <w:tr>
+        <w:tc>
+          <w:tcPr>
+            <w:tcW w:type="dxa" w:w="3023"/>
+          </w:tcPr>
+          <w:p>
+            <w:r/>
+            <w:r>
+              <w:rPr>
+                <w:rFonts w:ascii="맑은 고딕" w:hAnsi="맑은 고딕"/>
+                <w:b w:val="0"/>
+                <w:sz w:val="20"/>
+              </w:rPr>
+              <w:t>교인 등록</w:t>
+            </w:r>
+          </w:p>
+        </w:tc>
+        <w:tc>
+          <w:tcPr>
+            <w:tcW w:type="dxa" w:w="3023"/>
+          </w:tcPr>
+          <w:p>
+            <w:r/>
+            <w:r>
+              <w:rPr>
+                <w:rFonts w:ascii="맑은 고딕" w:hAnsi="맑은 고딕"/>
+                <w:b w:val="0"/>
+                <w:sz w:val="20"/>
+              </w:rPr>
+              <w:t>수시</w:t>
+            </w:r>
+          </w:p>
+        </w:tc>
+        <w:tc>
+          <w:tcPr>
+            <w:tcW w:type="dxa" w:w="3023"/>
+          </w:tcPr>
+          <w:p>
+            <w:r/>
+            <w:r>
+              <w:rPr>
+                <w:rFonts w:ascii="맑은 고딕" w:hAnsi="맑은 고딕"/>
+                <w:b w:val="0"/>
+                <w:sz w:val="20"/>
+              </w:rPr>
+              <w:t>—</w:t>
+            </w:r>
+          </w:p>
+        </w:tc>
+      </w:tr>
+      <w:tr>
+        <w:tc>
+          <w:tcPr>
+            <w:tcW w:type="dxa" w:w="3023"/>
+          </w:tcPr>
+          <w:p>
+            <w:r/>
+            <w:r>
+              <w:rPr>
+                <w:rFonts w:ascii="맑은 고딕" w:hAnsi="맑은 고딕"/>
+                <w:b w:val="0"/>
+                <w:sz w:val="20"/>
+              </w:rPr>
+              <w:t>새가족 OT</w:t>
+            </w:r>
+          </w:p>
+        </w:tc>
+        <w:tc>
+          <w:tcPr>
+            <w:tcW w:type="dxa" w:w="3023"/>
+          </w:tcPr>
+          <w:p>
+            <w:r/>
+            <w:r>
+              <w:rPr>
+                <w:rFonts w:ascii="맑은 고딕" w:hAnsi="맑은 고딕"/>
+                <w:b w:val="0"/>
+                <w:sz w:val="20"/>
+              </w:rPr>
+              <w:t>수시</w:t>
+            </w:r>
+          </w:p>
+        </w:tc>
+        <w:tc>
+          <w:tcPr>
+            <w:tcW w:type="dxa" w:w="3023"/>
+          </w:tcPr>
+          <w:p>
+            <w:r/>
+            <w:r>
+              <w:rPr>
+                <w:rFonts w:ascii="맑은 고딕" w:hAnsi="맑은 고딕"/>
+                <w:b w:val="0"/>
+                <w:sz w:val="20"/>
+              </w:rPr>
+              <w:t>—</w:t>
+            </w:r>
+          </w:p>
+        </w:tc>
+      </w:tr>
+      <w:tr>
+        <w:tc>
+          <w:tcPr>
+            <w:tcW w:type="dxa" w:w="3023"/>
+          </w:tcPr>
+          <w:p>
+            <w:r/>
+            <w:r>
+              <w:rPr>
+                <w:rFonts w:ascii="맑은 고딕" w:hAnsi="맑은 고딕"/>
+                <w:b w:val="0"/>
+                <w:sz w:val="20"/>
+              </w:rPr>
+              <w:t>성경공부 진행</w:t>
+            </w:r>
+          </w:p>
+        </w:tc>
+        <w:tc>
+          <w:tcPr>
+            <w:tcW w:type="dxa" w:w="3023"/>
+          </w:tcPr>
+          <w:p>
+            <w:r/>
+            <w:r>
+              <w:rPr>
+                <w:rFonts w:ascii="맑은 고딕" w:hAnsi="맑은 고딕"/>
+                <w:b w:val="0"/>
+                <w:sz w:val="20"/>
+              </w:rPr>
+              <w:t>수시</w:t>
+            </w:r>
+          </w:p>
+        </w:tc>
+        <w:tc>
+          <w:tcPr>
+            <w:tcW w:type="dxa" w:w="3023"/>
+          </w:tcPr>
+          <w:p>
+            <w:r/>
+            <w:r>
+              <w:rPr>
+                <w:rFonts w:ascii="맑은 고딕" w:hAnsi="맑은 고딕"/>
+                <w:b w:val="0"/>
+                <w:sz w:val="20"/>
+              </w:rPr>
+              <w:t>—</w:t>
+            </w:r>
+          </w:p>
+        </w:tc>
+      </w:tr>
+      <w:tr>
+        <w:tc>
+          <w:tcPr>
+            <w:tcW w:type="dxa" w:w="3023"/>
+          </w:tcPr>
+          <w:p>
+            <w:r/>
+            <w:r>
+              <w:rPr>
+                <w:rFonts w:ascii="맑은 고딕" w:hAnsi="맑은 고딕"/>
+                <w:b w:val="0"/>
+                <w:sz w:val="20"/>
+              </w:rPr>
+              <w:t>새가족 교제(주일)</w:t>
+            </w:r>
+          </w:p>
+        </w:tc>
+        <w:tc>
+          <w:tcPr>
+            <w:tcW w:type="dxa" w:w="3023"/>
+          </w:tcPr>
+          <w:p>
+            <w:r/>
+            <w:r>
+              <w:rPr>
+                <w:rFonts w:ascii="맑은 고딕" w:hAnsi="맑은 고딕"/>
+                <w:b w:val="0"/>
+                <w:sz w:val="20"/>
+              </w:rPr>
+              <w:t>매주</w:t>
+            </w:r>
+          </w:p>
+        </w:tc>
+        <w:tc>
+          <w:tcPr>
+            <w:tcW w:type="dxa" w:w="3023"/>
+          </w:tcPr>
+          <w:p>
+            <w:r/>
+            <w:r>
+              <w:rPr>
+                <w:rFonts w:ascii="맑은 고딕" w:hAnsi="맑은 고딕"/>
+                <w:b w:val="0"/>
+                <w:sz w:val="20"/>
+              </w:rPr>
+              <w:t>—</w:t>
+            </w:r>
+          </w:p>
+        </w:tc>
+      </w:tr>
+      <w:tr>
+        <w:tc>
+          <w:tcPr>
+            <w:tcW w:type="dxa" w:w="3023"/>
+          </w:tcPr>
+          <w:p>
+            <w:r/>
+            <w:r>
+              <w:rPr>
+                <w:rFonts w:ascii="맑은 고딕" w:hAnsi="맑은 고딕"/>
+                <w:b w:val="0"/>
+                <w:sz w:val="20"/>
+              </w:rPr>
+              <w:t>새가족과의 교제(주중)</w:t>
+            </w:r>
+          </w:p>
+        </w:tc>
+        <w:tc>
+          <w:tcPr>
+            <w:tcW w:type="dxa" w:w="3023"/>
+          </w:tcPr>
+          <w:p>
+            <w:r/>
+            <w:r>
+              <w:rPr>
+                <w:rFonts w:ascii="맑은 고딕" w:hAnsi="맑은 고딕"/>
+                <w:b w:val="0"/>
+                <w:sz w:val="20"/>
+              </w:rPr>
+              <w:t>매주</w:t>
+            </w:r>
+          </w:p>
+        </w:tc>
+        <w:tc>
+          <w:tcPr>
+            <w:tcW w:type="dxa" w:w="3023"/>
+          </w:tcPr>
+          <w:p>
+            <w:r/>
+            <w:r>
+              <w:rPr>
+                <w:rFonts w:ascii="맑은 고딕" w:hAnsi="맑은 고딕"/>
+                <w:b w:val="0"/>
+                <w:sz w:val="20"/>
+              </w:rPr>
+              <w:t>—</w:t>
+            </w:r>
+          </w:p>
+        </w:tc>
+      </w:tr>
+    </w:tbl>
+    <w:p/>
+    <w:p>
+      <w:pPr>
+        <w:shd w:fill="FFFFFF" w:val="clear"/>
         <w:spacing w:after="200" w:before="440"/>
         <w:jc w:val="center"/>
       </w:pPr>
@@ -499,7 +939,7 @@
           <w:rFonts w:ascii="맑은 고딕" w:cs="맑은 고딕" w:eastAsia="맑은 고딕" w:hAnsi="맑은 고딕"/>
           <w:b/>
           <w:bCs/>
-          <w:color w:val="FFFFFF"/>
+          <w:color w:val="1A1A1A"/>
           <w:sz w:val="27"/>
           <w:szCs w:val="27"/>
         </w:rPr>
@@ -531,9 +971,6 @@
     </w:p>
     <w:p>
       <w:pPr>
-        <w:pBdr>
-          <w:left w:val="single" w:color="C8714A" w:sz="12"/>
-        </w:pBdr>
         <w:spacing w:after="60" w:before="260"/>
         <w:ind w:left="180"/>
       </w:pPr>
@@ -581,9 +1018,6 @@
     </w:p>
     <w:p>
       <w:pPr>
-        <w:pBdr>
-          <w:left w:val="single" w:color="C8714A" w:sz="12"/>
-        </w:pBdr>
         <w:spacing w:after="60" w:before="260"/>
         <w:ind w:left="180"/>
       </w:pPr>
@@ -617,12 +1051,12 @@
       <w:tblPr>
         <w:tblW w:type="dxa" w:w="9070"/>
         <w:tblBorders>
-          <w:top w:val="single" w:color="auto" w:sz="4"/>
-          <w:left w:val="single" w:color="auto" w:sz="4"/>
-          <w:bottom w:val="single" w:color="auto" w:sz="4"/>
-          <w:right w:val="single" w:color="auto" w:sz="4"/>
-          <w:insideH w:val="single" w:color="auto" w:sz="4"/>
-          <w:insideV w:val="single" w:color="auto" w:sz="4"/>
+          <w:top w:val="nil"/>
+          <w:left w:val="nil"/>
+          <w:bottom w:val="nil"/>
+          <w:right w:val="nil"/>
+          <w:insideH w:val="nil"/>
+          <w:insideV w:val="nil"/>
         </w:tblBorders>
       </w:tblPr>
       <w:tblGrid>
@@ -632,13 +1066,7 @@
         <w:tc>
           <w:tcPr>
             <w:tcW w:type="dxa" w:w="9070"/>
-            <w:tcBorders>
-              <w:top w:val="single" w:color="7A5500" w:sz="10"/>
-              <w:left w:val="single" w:color="7A5500" w:sz="8"/>
-              <w:bottom w:val="single" w:color="7A5500" w:sz="10"/>
-              <w:right w:val="none" w:color="FFFFFF" w:sz="0"/>
-            </w:tcBorders>
-            <w:shd w:fill="FDF8EC" w:val="clear"/>
+            <w:shd w:fill="FFFFFF" w:val="clear"/>
             <w:tcMar>
               <w:top w:type="dxa" w:w="140"/>
               <w:left w:type="dxa" w:w="280"/>
@@ -695,10 +1123,7 @@
     </w:p>
     <w:p>
       <w:pPr>
-        <w:pBdr>
-          <w:bottom w:val="single" w:color="C8714A" w:sz="8"/>
-        </w:pBdr>
-        <w:shd w:fill="1A3A5C" w:val="clear"/>
+        <w:shd w:fill="FFFFFF" w:val="clear"/>
         <w:spacing w:after="200" w:before="440"/>
         <w:jc w:val="center"/>
       </w:pPr>
@@ -707,7 +1132,7 @@
           <w:rFonts w:ascii="맑은 고딕" w:cs="맑은 고딕" w:eastAsia="맑은 고딕" w:hAnsi="맑은 고딕"/>
           <w:b/>
           <w:bCs/>
-          <w:color w:val="FFFFFF"/>
+          <w:color w:val="1A1A1A"/>
           <w:sz w:val="27"/>
           <w:szCs w:val="27"/>
         </w:rPr>
@@ -739,9 +1164,6 @@
     </w:p>
     <w:p>
       <w:pPr>
-        <w:pBdr>
-          <w:left w:val="single" w:color="C8714A" w:sz="12"/>
-        </w:pBdr>
         <w:spacing w:after="60" w:before="260"/>
         <w:ind w:left="180"/>
       </w:pPr>
@@ -821,9 +1243,6 @@
     </w:p>
     <w:p>
       <w:pPr>
-        <w:pBdr>
-          <w:left w:val="single" w:color="C8714A" w:sz="12"/>
-        </w:pBdr>
         <w:spacing w:after="60" w:before="260"/>
         <w:ind w:left="180"/>
       </w:pPr>
@@ -967,9 +1386,6 @@
     </w:p>
     <w:p>
       <w:pPr>
-        <w:pBdr>
-          <w:left w:val="single" w:color="C8714A" w:sz="12"/>
-        </w:pBdr>
         <w:spacing w:after="60" w:before="260"/>
         <w:ind w:left="180"/>
       </w:pPr>
@@ -1026,7 +1442,7 @@
               <w:bottom w:val="single" w:color="B0C8E0" w:sz="4"/>
               <w:right w:val="single" w:color="B0C8E0" w:sz="4"/>
             </w:tcBorders>
-            <w:shd w:fill="1A3A5C" w:val="clear"/>
+            <w:shd w:fill="FFFFFF" w:val="clear"/>
             <w:tcMar>
               <w:top w:type="dxa" w:w="80"/>
               <w:left w:type="dxa" w:w="100"/>
@@ -1043,7 +1459,7 @@
                 <w:rFonts w:ascii="맑은 고딕" w:cs="맑은 고딕" w:eastAsia="맑은 고딕" w:hAnsi="맑은 고딕"/>
                 <w:b/>
                 <w:bCs/>
-                <w:color w:val="FFFFFF"/>
+                <w:color w:val="1A1A1A"/>
                 <w:sz w:val="17"/>
                 <w:szCs w:val="17"/>
               </w:rPr>
@@ -1060,7 +1476,7 @@
               <w:bottom w:val="single" w:color="B0C8E0" w:sz="4"/>
               <w:right w:val="single" w:color="B0C8E0" w:sz="4"/>
             </w:tcBorders>
-            <w:shd w:fill="1A3A5C" w:val="clear"/>
+            <w:shd w:fill="FFFFFF" w:val="clear"/>
             <w:tcMar>
               <w:top w:type="dxa" w:w="80"/>
               <w:left w:type="dxa" w:w="100"/>
@@ -1077,7 +1493,7 @@
                 <w:rFonts w:ascii="맑은 고딕" w:cs="맑은 고딕" w:eastAsia="맑은 고딕" w:hAnsi="맑은 고딕"/>
                 <w:b/>
                 <w:bCs/>
-                <w:color w:val="FFFFFF"/>
+                <w:color w:val="1A1A1A"/>
                 <w:sz w:val="17"/>
                 <w:szCs w:val="17"/>
               </w:rPr>
@@ -1094,7 +1510,7 @@
               <w:bottom w:val="single" w:color="B0C8E0" w:sz="4"/>
               <w:right w:val="single" w:color="B0C8E0" w:sz="4"/>
             </w:tcBorders>
-            <w:shd w:fill="1A3A5C" w:val="clear"/>
+            <w:shd w:fill="FFFFFF" w:val="clear"/>
             <w:tcMar>
               <w:top w:type="dxa" w:w="80"/>
               <w:left w:type="dxa" w:w="100"/>
@@ -1111,7 +1527,7 @@
                 <w:rFonts w:ascii="맑은 고딕" w:cs="맑은 고딕" w:eastAsia="맑은 고딕" w:hAnsi="맑은 고딕"/>
                 <w:b/>
                 <w:bCs/>
-                <w:color w:val="FFFFFF"/>
+                <w:color w:val="1A1A1A"/>
                 <w:sz w:val="17"/>
                 <w:szCs w:val="17"/>
               </w:rPr>
@@ -1130,7 +1546,7 @@
               <w:bottom w:val="single" w:color="B0C8E0" w:sz="4"/>
               <w:right w:val="single" w:color="B0C8E0" w:sz="4"/>
             </w:tcBorders>
-            <w:shd w:fill="EAF1F8" w:val="clear"/>
+            <w:shd w:fill="FFFFFF" w:val="clear"/>
             <w:tcMar>
               <w:top w:type="dxa" w:w="70"/>
               <w:left w:type="dxa" w:w="100"/>
@@ -1164,7 +1580,7 @@
               <w:bottom w:val="single" w:color="B0C8E0" w:sz="4"/>
               <w:right w:val="single" w:color="B0C8E0" w:sz="4"/>
             </w:tcBorders>
-            <w:shd w:fill="EAF1F8" w:val="clear"/>
+            <w:shd w:fill="FFFFFF" w:val="clear"/>
             <w:tcMar>
               <w:top w:type="dxa" w:w="70"/>
               <w:left w:type="dxa" w:w="100"/>
@@ -1198,7 +1614,7 @@
               <w:bottom w:val="single" w:color="B0C8E0" w:sz="4"/>
               <w:right w:val="single" w:color="B0C8E0" w:sz="4"/>
             </w:tcBorders>
-            <w:shd w:fill="EAF1F8" w:val="clear"/>
+            <w:shd w:fill="FFFFFF" w:val="clear"/>
             <w:tcMar>
               <w:top w:type="dxa" w:w="70"/>
               <w:left w:type="dxa" w:w="100"/>
@@ -1338,7 +1754,7 @@
               <w:bottom w:val="single" w:color="B0C8E0" w:sz="4"/>
               <w:right w:val="single" w:color="B0C8E0" w:sz="4"/>
             </w:tcBorders>
-            <w:shd w:fill="EAF1F8" w:val="clear"/>
+            <w:shd w:fill="FFFFFF" w:val="clear"/>
             <w:tcMar>
               <w:top w:type="dxa" w:w="70"/>
               <w:left w:type="dxa" w:w="100"/>
@@ -1372,7 +1788,7 @@
               <w:bottom w:val="single" w:color="B0C8E0" w:sz="4"/>
               <w:right w:val="single" w:color="B0C8E0" w:sz="4"/>
             </w:tcBorders>
-            <w:shd w:fill="EAF1F8" w:val="clear"/>
+            <w:shd w:fill="FFFFFF" w:val="clear"/>
             <w:tcMar>
               <w:top w:type="dxa" w:w="70"/>
               <w:left w:type="dxa" w:w="100"/>
@@ -1406,7 +1822,7 @@
               <w:bottom w:val="single" w:color="B0C8E0" w:sz="4"/>
               <w:right w:val="single" w:color="B0C8E0" w:sz="4"/>
             </w:tcBorders>
-            <w:shd w:fill="EAF1F8" w:val="clear"/>
+            <w:shd w:fill="FFFFFF" w:val="clear"/>
             <w:tcMar>
               <w:top w:type="dxa" w:w="70"/>
               <w:left w:type="dxa" w:w="100"/>
@@ -1546,7 +1962,7 @@
               <w:bottom w:val="single" w:color="B0C8E0" w:sz="4"/>
               <w:right w:val="single" w:color="B0C8E0" w:sz="4"/>
             </w:tcBorders>
-            <w:shd w:fill="EAF1F8" w:val="clear"/>
+            <w:shd w:fill="FFFFFF" w:val="clear"/>
             <w:tcMar>
               <w:top w:type="dxa" w:w="70"/>
               <w:left w:type="dxa" w:w="100"/>
@@ -1580,7 +1996,7 @@
               <w:bottom w:val="single" w:color="B0C8E0" w:sz="4"/>
               <w:right w:val="single" w:color="B0C8E0" w:sz="4"/>
             </w:tcBorders>
-            <w:shd w:fill="EAF1F8" w:val="clear"/>
+            <w:shd w:fill="FFFFFF" w:val="clear"/>
             <w:tcMar>
               <w:top w:type="dxa" w:w="70"/>
               <w:left w:type="dxa" w:w="100"/>
@@ -1614,7 +2030,7 @@
               <w:bottom w:val="single" w:color="B0C8E0" w:sz="4"/>
               <w:right w:val="single" w:color="B0C8E0" w:sz="4"/>
             </w:tcBorders>
-            <w:shd w:fill="EAF1F8" w:val="clear"/>
+            <w:shd w:fill="FFFFFF" w:val="clear"/>
             <w:tcMar>
               <w:top w:type="dxa" w:w="70"/>
               <w:left w:type="dxa" w:w="100"/>
@@ -1657,9 +2073,6 @@
     </w:p>
     <w:p>
       <w:pPr>
-        <w:pBdr>
-          <w:left w:val="single" w:color="C8714A" w:sz="12"/>
-        </w:pBdr>
         <w:spacing w:after="60" w:before="260"/>
         <w:ind w:left="180"/>
       </w:pPr>
@@ -1739,9 +2152,6 @@
     </w:p>
     <w:p>
       <w:pPr>
-        <w:pBdr>
-          <w:left w:val="single" w:color="C8714A" w:sz="12"/>
-        </w:pBdr>
         <w:spacing w:after="60" w:before="260"/>
         <w:ind w:left="180"/>
       </w:pPr>
@@ -1805,9 +2215,6 @@
     </w:p>
     <w:p>
       <w:pPr>
-        <w:pBdr>
-          <w:left w:val="single" w:color="C8714A" w:sz="12"/>
-        </w:pBdr>
         <w:spacing w:after="60" w:before="260"/>
         <w:ind w:left="180"/>
       </w:pPr>
@@ -1887,9 +2294,6 @@
     </w:p>
     <w:p>
       <w:pPr>
-        <w:pBdr>
-          <w:left w:val="single" w:color="C8714A" w:sz="12"/>
-        </w:pBdr>
         <w:spacing w:after="60" w:before="260"/>
         <w:ind w:left="180"/>
       </w:pPr>
@@ -1953,9 +2357,6 @@
     </w:p>
     <w:p>
       <w:pPr>
-        <w:pBdr>
-          <w:left w:val="single" w:color="C8714A" w:sz="12"/>
-        </w:pBdr>
         <w:spacing w:after="60" w:before="260"/>
         <w:ind w:left="180"/>
       </w:pPr>
@@ -2083,9 +2484,6 @@
     </w:p>
     <w:p>
       <w:pPr>
-        <w:pBdr>
-          <w:left w:val="single" w:color="C8714A" w:sz="12"/>
-        </w:pBdr>
         <w:spacing w:after="60" w:before="260"/>
         <w:ind w:left="180"/>
       </w:pPr>
@@ -2119,12 +2517,12 @@
       <w:tblPr>
         <w:tblW w:type="dxa" w:w="9070"/>
         <w:tblBorders>
-          <w:top w:val="single" w:color="auto" w:sz="4"/>
-          <w:left w:val="single" w:color="auto" w:sz="4"/>
-          <w:bottom w:val="single" w:color="auto" w:sz="4"/>
-          <w:right w:val="single" w:color="auto" w:sz="4"/>
-          <w:insideH w:val="single" w:color="auto" w:sz="4"/>
-          <w:insideV w:val="single" w:color="auto" w:sz="4"/>
+          <w:top w:val="nil"/>
+          <w:left w:val="nil"/>
+          <w:bottom w:val="nil"/>
+          <w:right w:val="nil"/>
+          <w:insideH w:val="nil"/>
+          <w:insideV w:val="nil"/>
         </w:tblBorders>
       </w:tblPr>
       <w:tblGrid>
@@ -2134,13 +2532,7 @@
         <w:tc>
           <w:tcPr>
             <w:tcW w:type="dxa" w:w="9070"/>
-            <w:tcBorders>
-              <w:top w:val="single" w:color="1E5C38" w:sz="10"/>
-              <w:left w:val="single" w:color="1E5C38" w:sz="6"/>
-              <w:bottom w:val="single" w:color="1E5C38" w:sz="10"/>
-              <w:right w:val="none" w:color="FFFFFF" w:sz="0"/>
-            </w:tcBorders>
-            <w:shd w:fill="F0FDF4" w:val="clear"/>
+            <w:shd w:fill="FFFFFF" w:val="clear"/>
             <w:tcMar>
               <w:top w:type="dxa" w:w="140"/>
               <w:left w:type="dxa" w:w="260"/>
@@ -2290,12 +2682,12 @@
       <w:tblPr>
         <w:tblW w:type="dxa" w:w="9070"/>
         <w:tblBorders>
-          <w:top w:val="single" w:color="auto" w:sz="4"/>
-          <w:left w:val="single" w:color="auto" w:sz="4"/>
-          <w:bottom w:val="single" w:color="auto" w:sz="4"/>
-          <w:right w:val="single" w:color="auto" w:sz="4"/>
-          <w:insideH w:val="single" w:color="auto" w:sz="4"/>
-          <w:insideV w:val="single" w:color="auto" w:sz="4"/>
+          <w:top w:val="nil"/>
+          <w:left w:val="nil"/>
+          <w:bottom w:val="nil"/>
+          <w:right w:val="nil"/>
+          <w:insideH w:val="nil"/>
+          <w:insideV w:val="nil"/>
         </w:tblBorders>
       </w:tblPr>
       <w:tblGrid>
@@ -2305,13 +2697,7 @@
         <w:tc>
           <w:tcPr>
             <w:tcW w:type="dxa" w:w="9070"/>
-            <w:tcBorders>
-              <w:top w:val="single" w:color="B0C8E0" w:sz="4"/>
-              <w:left w:val="single" w:color="B0C8E0" w:sz="4"/>
-              <w:bottom w:val="single" w:color="B0C8E0" w:sz="4"/>
-              <w:right w:val="single" w:color="B0C8E0" w:sz="4"/>
-            </w:tcBorders>
-            <w:shd w:fill="EAF1F8" w:val="clear"/>
+            <w:shd w:fill="FFFFFF" w:val="clear"/>
             <w:tcMar>
               <w:top w:type="dxa" w:w="180"/>
               <w:left w:type="dxa" w:w="300"/>
@@ -2407,9 +2793,6 @@
     </w:p>
     <w:p>
       <w:pPr>
-        <w:pBdr>
-          <w:bottom w:val="single" w:color="C8714A" w:sz="6"/>
-        </w:pBdr>
         <w:spacing w:after="80" w:before="0"/>
         <w:jc w:val="center"/>
       </w:pPr>
@@ -2512,7 +2895,7 @@
               <w:bottom w:val="single" w:color="B0C8E0" w:sz="4"/>
               <w:right w:val="single" w:color="B0C8E0" w:sz="4"/>
             </w:tcBorders>
-            <w:shd w:fill="EAF1F8" w:val="clear"/>
+            <w:shd w:fill="FFFFFF" w:val="clear"/>
             <w:tcMar>
               <w:top w:type="dxa" w:w="80"/>
               <w:left w:type="dxa" w:w="160"/>
@@ -2576,7 +2959,7 @@
               <w:bottom w:val="single" w:color="B0C8E0" w:sz="4"/>
               <w:right w:val="single" w:color="B0C8E0" w:sz="4"/>
             </w:tcBorders>
-            <w:shd w:fill="EAF1F8" w:val="clear"/>
+            <w:shd w:fill="FFFFFF" w:val="clear"/>
             <w:tcMar>
               <w:top w:type="dxa" w:w="80"/>
               <w:left w:type="dxa" w:w="160"/>
@@ -2640,7 +3023,7 @@
               <w:bottom w:val="single" w:color="B0C8E0" w:sz="4"/>
               <w:right w:val="single" w:color="B0C8E0" w:sz="4"/>
             </w:tcBorders>
-            <w:shd w:fill="EAF1F8" w:val="clear"/>
+            <w:shd w:fill="FFFFFF" w:val="clear"/>
             <w:tcMar>
               <w:top w:type="dxa" w:w="80"/>
               <w:left w:type="dxa" w:w="160"/>
@@ -2704,7 +3087,7 @@
               <w:bottom w:val="single" w:color="B0C8E0" w:sz="4"/>
               <w:right w:val="single" w:color="B0C8E0" w:sz="4"/>
             </w:tcBorders>
-            <w:shd w:fill="EAF1F8" w:val="clear"/>
+            <w:shd w:fill="FFFFFF" w:val="clear"/>
             <w:tcMar>
               <w:top w:type="dxa" w:w="80"/>
               <w:left w:type="dxa" w:w="160"/>
@@ -2768,7 +3151,7 @@
               <w:bottom w:val="single" w:color="B0C8E0" w:sz="4"/>
               <w:right w:val="single" w:color="B0C8E0" w:sz="4"/>
             </w:tcBorders>
-            <w:shd w:fill="EAF1F8" w:val="clear"/>
+            <w:shd w:fill="FFFFFF" w:val="clear"/>
             <w:tcMar>
               <w:top w:type="dxa" w:w="80"/>
               <w:left w:type="dxa" w:w="160"/>
@@ -2861,10 +3244,7 @@
     </w:p>
     <w:p>
       <w:pPr>
-        <w:pBdr>
-          <w:bottom w:val="single" w:color="C8714A" w:sz="8"/>
-        </w:pBdr>
-        <w:shd w:fill="1A3A5C" w:val="clear"/>
+        <w:shd w:fill="FFFFFF" w:val="clear"/>
         <w:spacing w:after="200" w:before="440"/>
         <w:jc w:val="center"/>
       </w:pPr>
@@ -2873,7 +3253,7 @@
           <w:rFonts w:ascii="맑은 고딕" w:cs="맑은 고딕" w:eastAsia="맑은 고딕" w:hAnsi="맑은 고딕"/>
           <w:b/>
           <w:bCs/>
-          <w:color w:val="FFFFFF"/>
+          <w:color w:val="1A1A1A"/>
           <w:sz w:val="27"/>
           <w:szCs w:val="27"/>
         </w:rPr>
@@ -2905,9 +3285,6 @@
     </w:p>
     <w:p>
       <w:pPr>
-        <w:pBdr>
-          <w:left w:val="single" w:color="C8714A" w:sz="12"/>
-        </w:pBdr>
         <w:spacing w:after="60" w:before="260"/>
         <w:ind w:left="180"/>
       </w:pPr>
@@ -2955,9 +3332,6 @@
     </w:p>
     <w:p>
       <w:pPr>
-        <w:pBdr>
-          <w:left w:val="single" w:color="C8714A" w:sz="12"/>
-        </w:pBdr>
         <w:spacing w:after="60" w:before="260"/>
         <w:ind w:left="180"/>
       </w:pPr>
@@ -3037,9 +3411,6 @@
     </w:p>
     <w:p>
       <w:pPr>
-        <w:pBdr>
-          <w:left w:val="single" w:color="C8714A" w:sz="12"/>
-        </w:pBdr>
         <w:spacing w:after="60" w:before="260"/>
         <w:ind w:left="180"/>
       </w:pPr>
@@ -3119,10 +3490,7 @@
     </w:p>
     <w:p>
       <w:pPr>
-        <w:pBdr>
-          <w:bottom w:val="single" w:color="C8714A" w:sz="8"/>
-        </w:pBdr>
-        <w:shd w:fill="1A3A5C" w:val="clear"/>
+        <w:shd w:fill="FFFFFF" w:val="clear"/>
         <w:spacing w:after="200" w:before="440"/>
         <w:jc w:val="center"/>
       </w:pPr>
@@ -3131,7 +3499,7 @@
           <w:rFonts w:ascii="맑은 고딕" w:cs="맑은 고딕" w:eastAsia="맑은 고딕" w:hAnsi="맑은 고딕"/>
           <w:b/>
           <w:bCs/>
-          <w:color w:val="FFFFFF"/>
+          <w:color w:val="1A1A1A"/>
           <w:sz w:val="27"/>
           <w:szCs w:val="27"/>
         </w:rPr>
@@ -3163,9 +3531,6 @@
     </w:p>
     <w:p>
       <w:pPr>
-        <w:pBdr>
-          <w:left w:val="single" w:color="C8714A" w:sz="12"/>
-        </w:pBdr>
         <w:spacing w:after="60" w:before="260"/>
         <w:ind w:left="180"/>
       </w:pPr>
@@ -3223,7 +3588,7 @@
               <w:bottom w:val="single" w:color="B0C8E0" w:sz="4"/>
               <w:right w:val="single" w:color="B0C8E0" w:sz="4"/>
             </w:tcBorders>
-            <w:shd w:fill="1A3A5C" w:val="clear"/>
+            <w:shd w:fill="FFFFFF" w:val="clear"/>
             <w:tcMar>
               <w:top w:type="dxa" w:w="80"/>
               <w:left w:type="dxa" w:w="100"/>
@@ -3240,7 +3605,7 @@
                 <w:rFonts w:ascii="맑은 고딕" w:cs="맑은 고딕" w:eastAsia="맑은 고딕" w:hAnsi="맑은 고딕"/>
                 <w:b/>
                 <w:bCs/>
-                <w:color w:val="FFFFFF"/>
+                <w:color w:val="1A1A1A"/>
                 <w:sz w:val="17"/>
                 <w:szCs w:val="17"/>
               </w:rPr>
@@ -3257,7 +3622,7 @@
               <w:bottom w:val="single" w:color="B0C8E0" w:sz="4"/>
               <w:right w:val="single" w:color="B0C8E0" w:sz="4"/>
             </w:tcBorders>
-            <w:shd w:fill="1A3A5C" w:val="clear"/>
+            <w:shd w:fill="FFFFFF" w:val="clear"/>
             <w:tcMar>
               <w:top w:type="dxa" w:w="80"/>
               <w:left w:type="dxa" w:w="100"/>
@@ -3274,7 +3639,7 @@
                 <w:rFonts w:ascii="맑은 고딕" w:cs="맑은 고딕" w:eastAsia="맑은 고딕" w:hAnsi="맑은 고딕"/>
                 <w:b/>
                 <w:bCs/>
-                <w:color w:val="FFFFFF"/>
+                <w:color w:val="1A1A1A"/>
                 <w:sz w:val="17"/>
                 <w:szCs w:val="17"/>
               </w:rPr>
@@ -3291,7 +3656,7 @@
               <w:bottom w:val="single" w:color="B0C8E0" w:sz="4"/>
               <w:right w:val="single" w:color="B0C8E0" w:sz="4"/>
             </w:tcBorders>
-            <w:shd w:fill="1A3A5C" w:val="clear"/>
+            <w:shd w:fill="FFFFFF" w:val="clear"/>
             <w:tcMar>
               <w:top w:type="dxa" w:w="80"/>
               <w:left w:type="dxa" w:w="100"/>
@@ -3308,7 +3673,7 @@
                 <w:rFonts w:ascii="맑은 고딕" w:cs="맑은 고딕" w:eastAsia="맑은 고딕" w:hAnsi="맑은 고딕"/>
                 <w:b/>
                 <w:bCs/>
-                <w:color w:val="FFFFFF"/>
+                <w:color w:val="1A1A1A"/>
                 <w:sz w:val="17"/>
                 <w:szCs w:val="17"/>
               </w:rPr>
@@ -3325,7 +3690,7 @@
               <w:bottom w:val="single" w:color="B0C8E0" w:sz="4"/>
               <w:right w:val="single" w:color="B0C8E0" w:sz="4"/>
             </w:tcBorders>
-            <w:shd w:fill="1A3A5C" w:val="clear"/>
+            <w:shd w:fill="FFFFFF" w:val="clear"/>
             <w:tcMar>
               <w:top w:type="dxa" w:w="80"/>
               <w:left w:type="dxa" w:w="100"/>
@@ -3342,7 +3707,7 @@
                 <w:rFonts w:ascii="맑은 고딕" w:cs="맑은 고딕" w:eastAsia="맑은 고딕" w:hAnsi="맑은 고딕"/>
                 <w:b/>
                 <w:bCs/>
-                <w:color w:val="FFFFFF"/>
+                <w:color w:val="1A1A1A"/>
                 <w:sz w:val="17"/>
                 <w:szCs w:val="17"/>
               </w:rPr>
@@ -3361,7 +3726,7 @@
               <w:bottom w:val="single" w:color="B0C8E0" w:sz="4"/>
               <w:right w:val="single" w:color="B0C8E0" w:sz="4"/>
             </w:tcBorders>
-            <w:shd w:fill="EAF1F8" w:val="clear"/>
+            <w:shd w:fill="FFFFFF" w:val="clear"/>
             <w:tcMar>
               <w:top w:type="dxa" w:w="70"/>
               <w:left w:type="dxa" w:w="100"/>
@@ -3395,7 +3760,7 @@
               <w:bottom w:val="single" w:color="B0C8E0" w:sz="4"/>
               <w:right w:val="single" w:color="B0C8E0" w:sz="4"/>
             </w:tcBorders>
-            <w:shd w:fill="EAF1F8" w:val="clear"/>
+            <w:shd w:fill="FFFFFF" w:val="clear"/>
             <w:tcMar>
               <w:top w:type="dxa" w:w="70"/>
               <w:left w:type="dxa" w:w="100"/>
@@ -3429,7 +3794,7 @@
               <w:bottom w:val="single" w:color="B0C8E0" w:sz="4"/>
               <w:right w:val="single" w:color="B0C8E0" w:sz="4"/>
             </w:tcBorders>
-            <w:shd w:fill="EAF1F8" w:val="clear"/>
+            <w:shd w:fill="FFFFFF" w:val="clear"/>
             <w:tcMar>
               <w:top w:type="dxa" w:w="70"/>
               <w:left w:type="dxa" w:w="100"/>
@@ -3463,7 +3828,7 @@
               <w:bottom w:val="single" w:color="B0C8E0" w:sz="4"/>
               <w:right w:val="single" w:color="B0C8E0" w:sz="4"/>
             </w:tcBorders>
-            <w:shd w:fill="EAF1F8" w:val="clear"/>
+            <w:shd w:fill="FFFFFF" w:val="clear"/>
             <w:tcMar>
               <w:top w:type="dxa" w:w="70"/>
               <w:left w:type="dxa" w:w="100"/>
@@ -3637,7 +4002,7 @@
               <w:bottom w:val="single" w:color="B0C8E0" w:sz="4"/>
               <w:right w:val="single" w:color="B0C8E0" w:sz="4"/>
             </w:tcBorders>
-            <w:shd w:fill="EAF1F8" w:val="clear"/>
+            <w:shd w:fill="FFFFFF" w:val="clear"/>
             <w:tcMar>
               <w:top w:type="dxa" w:w="70"/>
               <w:left w:type="dxa" w:w="100"/>
@@ -3671,7 +4036,7 @@
               <w:bottom w:val="single" w:color="B0C8E0" w:sz="4"/>
               <w:right w:val="single" w:color="B0C8E0" w:sz="4"/>
             </w:tcBorders>
-            <w:shd w:fill="EAF1F8" w:val="clear"/>
+            <w:shd w:fill="FFFFFF" w:val="clear"/>
             <w:tcMar>
               <w:top w:type="dxa" w:w="70"/>
               <w:left w:type="dxa" w:w="100"/>
@@ -3705,7 +4070,7 @@
               <w:bottom w:val="single" w:color="B0C8E0" w:sz="4"/>
               <w:right w:val="single" w:color="B0C8E0" w:sz="4"/>
             </w:tcBorders>
-            <w:shd w:fill="EAF1F8" w:val="clear"/>
+            <w:shd w:fill="FFFFFF" w:val="clear"/>
             <w:tcMar>
               <w:top w:type="dxa" w:w="70"/>
               <w:left w:type="dxa" w:w="100"/>
@@ -3739,7 +4104,7 @@
               <w:bottom w:val="single" w:color="B0C8E0" w:sz="4"/>
               <w:right w:val="single" w:color="B0C8E0" w:sz="4"/>
             </w:tcBorders>
-            <w:shd w:fill="EAF1F8" w:val="clear"/>
+            <w:shd w:fill="FFFFFF" w:val="clear"/>
             <w:tcMar>
               <w:top w:type="dxa" w:w="70"/>
               <w:left w:type="dxa" w:w="100"/>
@@ -3920,9 +4285,6 @@
     </w:p>
     <w:p>
       <w:pPr>
-        <w:pBdr>
-          <w:left w:val="single" w:color="C8714A" w:sz="12"/>
-        </w:pBdr>
         <w:spacing w:after="60" w:before="260"/>
         <w:ind w:left="180"/>
       </w:pPr>
@@ -4002,9 +4364,6 @@
     </w:p>
     <w:p>
       <w:pPr>
-        <w:pBdr>
-          <w:left w:val="single" w:color="C8714A" w:sz="12"/>
-        </w:pBdr>
         <w:spacing w:after="60" w:before="260"/>
         <w:ind w:left="180"/>
       </w:pPr>
@@ -4084,10 +4443,7 @@
     </w:p>
     <w:p>
       <w:pPr>
-        <w:pBdr>
-          <w:bottom w:val="single" w:color="C8714A" w:sz="8"/>
-        </w:pBdr>
-        <w:shd w:fill="1A3A5C" w:val="clear"/>
+        <w:shd w:fill="FFFFFF" w:val="clear"/>
         <w:spacing w:after="200" w:before="440"/>
         <w:jc w:val="center"/>
       </w:pPr>
@@ -4096,7 +4452,7 @@
           <w:rFonts w:ascii="맑은 고딕" w:cs="맑은 고딕" w:eastAsia="맑은 고딕" w:hAnsi="맑은 고딕"/>
           <w:b/>
           <w:bCs/>
-          <w:color w:val="FFFFFF"/>
+          <w:color w:val="1A1A1A"/>
           <w:sz w:val="27"/>
           <w:szCs w:val="27"/>
         </w:rPr>
@@ -4128,9 +4484,6 @@
     </w:p>
     <w:p>
       <w:pPr>
-        <w:pBdr>
-          <w:left w:val="single" w:color="C8714A" w:sz="12"/>
-        </w:pBdr>
         <w:spacing w:after="60" w:before="260"/>
         <w:ind w:left="180"/>
       </w:pPr>
@@ -4210,9 +4563,6 @@
     </w:p>
     <w:p>
       <w:pPr>
-        <w:pBdr>
-          <w:left w:val="single" w:color="C8714A" w:sz="12"/>
-        </w:pBdr>
         <w:spacing w:after="60" w:before="260"/>
         <w:ind w:left="180"/>
       </w:pPr>
@@ -4340,9 +4690,6 @@
     </w:p>
     <w:p>
       <w:pPr>
-        <w:pBdr>
-          <w:left w:val="single" w:color="C8714A" w:sz="12"/>
-        </w:pBdr>
         <w:spacing w:after="60" w:before="260"/>
         <w:ind w:left="180"/>
       </w:pPr>
@@ -4406,10 +4753,7 @@
     </w:p>
     <w:p>
       <w:pPr>
-        <w:pBdr>
-          <w:bottom w:val="single" w:color="C8714A" w:sz="8"/>
-        </w:pBdr>
-        <w:shd w:fill="1A3A5C" w:val="clear"/>
+        <w:shd w:fill="FFFFFF" w:val="clear"/>
         <w:spacing w:after="200" w:before="440"/>
         <w:jc w:val="center"/>
       </w:pPr>
@@ -4418,7 +4762,7 @@
           <w:rFonts w:ascii="맑은 고딕" w:cs="맑은 고딕" w:eastAsia="맑은 고딕" w:hAnsi="맑은 고딕"/>
           <w:b/>
           <w:bCs/>
-          <w:color w:val="FFFFFF"/>
+          <w:color w:val="1A1A1A"/>
           <w:sz w:val="27"/>
           <w:szCs w:val="27"/>
         </w:rPr>
@@ -4450,9 +4794,6 @@
     </w:p>
     <w:p>
       <w:pPr>
-        <w:pBdr>
-          <w:left w:val="single" w:color="C8714A" w:sz="12"/>
-        </w:pBdr>
         <w:spacing w:after="60" w:before="260"/>
         <w:ind w:left="180"/>
       </w:pPr>
@@ -4516,9 +4857,6 @@
     </w:p>
     <w:p>
       <w:pPr>
-        <w:pBdr>
-          <w:left w:val="single" w:color="C8714A" w:sz="12"/>
-        </w:pBdr>
         <w:spacing w:after="60" w:before="260"/>
         <w:ind w:left="180"/>
       </w:pPr>
@@ -4582,9 +4920,6 @@
     </w:p>
     <w:p>
       <w:pPr>
-        <w:pBdr>
-          <w:left w:val="single" w:color="C8714A" w:sz="12"/>
-        </w:pBdr>
         <w:spacing w:after="60" w:before="260"/>
         <w:ind w:left="180"/>
       </w:pPr>
@@ -4648,9 +4983,6 @@
     </w:p>
     <w:p>
       <w:pPr>
-        <w:pBdr>
-          <w:left w:val="single" w:color="C8714A" w:sz="12"/>
-        </w:pBdr>
         <w:spacing w:after="60" w:before="260"/>
         <w:ind w:left="180"/>
       </w:pPr>
@@ -4716,12 +5048,12 @@
       <w:tblPr>
         <w:tblW w:type="dxa" w:w="9070"/>
         <w:tblBorders>
-          <w:top w:val="single" w:color="auto" w:sz="4"/>
-          <w:left w:val="single" w:color="auto" w:sz="4"/>
-          <w:bottom w:val="single" w:color="auto" w:sz="4"/>
-          <w:right w:val="single" w:color="auto" w:sz="4"/>
-          <w:insideH w:val="single" w:color="auto" w:sz="4"/>
-          <w:insideV w:val="single" w:color="auto" w:sz="4"/>
+          <w:top w:val="nil"/>
+          <w:left w:val="nil"/>
+          <w:bottom w:val="nil"/>
+          <w:right w:val="nil"/>
+          <w:insideH w:val="nil"/>
+          <w:insideV w:val="nil"/>
         </w:tblBorders>
       </w:tblPr>
       <w:tblGrid>
@@ -4731,13 +5063,7 @@
         <w:tc>
           <w:tcPr>
             <w:tcW w:type="dxa" w:w="9070"/>
-            <w:tcBorders>
-              <w:top w:val="single" w:color="B0C8E0" w:sz="4"/>
-              <w:left w:val="single" w:color="B0C8E0" w:sz="4"/>
-              <w:bottom w:val="single" w:color="B0C8E0" w:sz="4"/>
-              <w:right w:val="single" w:color="B0C8E0" w:sz="4"/>
-            </w:tcBorders>
-            <w:shd w:fill="EAF1F8" w:val="clear"/>
+            <w:shd w:fill="FFFFFF" w:val="clear"/>
             <w:tcMar>
               <w:top w:type="dxa" w:w="180"/>
               <w:left w:type="dxa" w:w="300"/>
@@ -4833,9 +5159,6 @@
     </w:p>
     <w:p>
       <w:pPr>
-        <w:pBdr>
-          <w:bottom w:val="single" w:color="C8714A" w:sz="6"/>
-        </w:pBdr>
         <w:spacing w:after="80" w:before="0"/>
         <w:jc w:val="center"/>
       </w:pPr>
@@ -4938,7 +5261,7 @@
               <w:bottom w:val="single" w:color="B0C8E0" w:sz="4"/>
               <w:right w:val="single" w:color="B0C8E0" w:sz="4"/>
             </w:tcBorders>
-            <w:shd w:fill="EAF1F8" w:val="clear"/>
+            <w:shd w:fill="FFFFFF" w:val="clear"/>
             <w:tcMar>
               <w:top w:type="dxa" w:w="80"/>
               <w:left w:type="dxa" w:w="160"/>
@@ -5002,7 +5325,7 @@
               <w:bottom w:val="single" w:color="B0C8E0" w:sz="4"/>
               <w:right w:val="single" w:color="B0C8E0" w:sz="4"/>
             </w:tcBorders>
-            <w:shd w:fill="EAF1F8" w:val="clear"/>
+            <w:shd w:fill="FFFFFF" w:val="clear"/>
             <w:tcMar>
               <w:top w:type="dxa" w:w="80"/>
               <w:left w:type="dxa" w:w="160"/>
@@ -5066,7 +5389,7 @@
               <w:bottom w:val="single" w:color="B0C8E0" w:sz="4"/>
               <w:right w:val="single" w:color="B0C8E0" w:sz="4"/>
             </w:tcBorders>
-            <w:shd w:fill="EAF1F8" w:val="clear"/>
+            <w:shd w:fill="FFFFFF" w:val="clear"/>
             <w:tcMar>
               <w:top w:type="dxa" w:w="80"/>
               <w:left w:type="dxa" w:w="160"/>
@@ -5130,7 +5453,7 @@
               <w:bottom w:val="single" w:color="B0C8E0" w:sz="4"/>
               <w:right w:val="single" w:color="B0C8E0" w:sz="4"/>
             </w:tcBorders>
-            <w:shd w:fill="EAF1F8" w:val="clear"/>
+            <w:shd w:fill="FFFFFF" w:val="clear"/>
             <w:tcMar>
               <w:top w:type="dxa" w:w="80"/>
               <w:left w:type="dxa" w:w="160"/>
@@ -5194,7 +5517,7 @@
               <w:bottom w:val="single" w:color="B0C8E0" w:sz="4"/>
               <w:right w:val="single" w:color="B0C8E0" w:sz="4"/>
             </w:tcBorders>
-            <w:shd w:fill="EAF1F8" w:val="clear"/>
+            <w:shd w:fill="FFFFFF" w:val="clear"/>
             <w:tcMar>
               <w:top w:type="dxa" w:w="80"/>
               <w:left w:type="dxa" w:w="160"/>
@@ -5287,10 +5610,7 @@
     </w:p>
     <w:p>
       <w:pPr>
-        <w:pBdr>
-          <w:bottom w:val="single" w:color="C8714A" w:sz="8"/>
-        </w:pBdr>
-        <w:shd w:fill="1A3A5C" w:val="clear"/>
+        <w:shd w:fill="FFFFFF" w:val="clear"/>
         <w:spacing w:after="200" w:before="440"/>
         <w:jc w:val="center"/>
       </w:pPr>
@@ -5299,7 +5619,7 @@
           <w:rFonts w:ascii="맑은 고딕" w:cs="맑은 고딕" w:eastAsia="맑은 고딕" w:hAnsi="맑은 고딕"/>
           <w:b/>
           <w:bCs/>
-          <w:color w:val="FFFFFF"/>
+          <w:color w:val="1A1A1A"/>
           <w:sz w:val="27"/>
           <w:szCs w:val="27"/>
         </w:rPr>
@@ -5331,9 +5651,6 @@
     </w:p>
     <w:p>
       <w:pPr>
-        <w:pBdr>
-          <w:left w:val="single" w:color="C8714A" w:sz="12"/>
-        </w:pBdr>
         <w:spacing w:after="60" w:before="260"/>
         <w:ind w:left="180"/>
       </w:pPr>
@@ -5381,9 +5698,6 @@
     </w:p>
     <w:p>
       <w:pPr>
-        <w:pBdr>
-          <w:left w:val="single" w:color="C8714A" w:sz="12"/>
-        </w:pBdr>
         <w:spacing w:after="60" w:before="260"/>
         <w:ind w:left="180"/>
       </w:pPr>
@@ -5417,12 +5731,12 @@
       <w:tblPr>
         <w:tblW w:type="dxa" w:w="9070"/>
         <w:tblBorders>
-          <w:top w:val="single" w:color="auto" w:sz="4"/>
-          <w:left w:val="single" w:color="auto" w:sz="4"/>
-          <w:bottom w:val="single" w:color="auto" w:sz="4"/>
-          <w:right w:val="single" w:color="auto" w:sz="4"/>
-          <w:insideH w:val="single" w:color="auto" w:sz="4"/>
-          <w:insideV w:val="single" w:color="auto" w:sz="4"/>
+          <w:top w:val="nil"/>
+          <w:left w:val="nil"/>
+          <w:bottom w:val="nil"/>
+          <w:right w:val="nil"/>
+          <w:insideH w:val="nil"/>
+          <w:insideV w:val="nil"/>
         </w:tblBorders>
       </w:tblPr>
       <w:tblGrid>
@@ -5432,13 +5746,7 @@
         <w:tc>
           <w:tcPr>
             <w:tcW w:type="dxa" w:w="9070"/>
-            <w:tcBorders>
-              <w:top w:val="single" w:color="1A5C5C" w:sz="10"/>
-              <w:left w:val="single" w:color="1A5C5C" w:sz="8"/>
-              <w:bottom w:val="single" w:color="1A5C5C" w:sz="10"/>
-              <w:right w:val="none" w:color="FFFFFF" w:sz="0"/>
-            </w:tcBorders>
-            <w:shd w:fill="E8F8F8" w:val="clear"/>
+            <w:shd w:fill="FFFFFF" w:val="clear"/>
             <w:tcMar>
               <w:top w:type="dxa" w:w="140"/>
               <w:left w:type="dxa" w:w="280"/>
@@ -5495,10 +5803,7 @@
     </w:p>
     <w:p>
       <w:pPr>
-        <w:pBdr>
-          <w:bottom w:val="single" w:color="C8714A" w:sz="8"/>
-        </w:pBdr>
-        <w:shd w:fill="1A3A5C" w:val="clear"/>
+        <w:shd w:fill="FFFFFF" w:val="clear"/>
         <w:spacing w:after="200" w:before="440"/>
         <w:jc w:val="center"/>
       </w:pPr>
@@ -5507,7 +5812,7 @@
           <w:rFonts w:ascii="맑은 고딕" w:cs="맑은 고딕" w:eastAsia="맑은 고딕" w:hAnsi="맑은 고딕"/>
           <w:b/>
           <w:bCs/>
-          <w:color w:val="FFFFFF"/>
+          <w:color w:val="1A1A1A"/>
           <w:sz w:val="27"/>
           <w:szCs w:val="27"/>
         </w:rPr>
@@ -5539,9 +5844,6 @@
     </w:p>
     <w:p>
       <w:pPr>
-        <w:pBdr>
-          <w:left w:val="single" w:color="C8714A" w:sz="12"/>
-        </w:pBdr>
         <w:spacing w:after="60" w:before="260"/>
         <w:ind w:left="180"/>
       </w:pPr>
@@ -5615,7 +5917,7 @@
               <w:bottom w:val="single" w:color="B0C8E0" w:sz="4"/>
               <w:right w:val="single" w:color="B0C8E0" w:sz="4"/>
             </w:tcBorders>
-            <w:shd w:fill="1A3A5C" w:val="clear"/>
+            <w:shd w:fill="FFFFFF" w:val="clear"/>
             <w:tcMar>
               <w:top w:type="dxa" w:w="80"/>
               <w:left w:type="dxa" w:w="100"/>
@@ -5632,7 +5934,7 @@
                 <w:rFonts w:ascii="맑은 고딕" w:cs="맑은 고딕" w:eastAsia="맑은 고딕" w:hAnsi="맑은 고딕"/>
                 <w:b/>
                 <w:bCs/>
-                <w:color w:val="FFFFFF"/>
+                <w:color w:val="1A1A1A"/>
                 <w:sz w:val="17"/>
                 <w:szCs w:val="17"/>
               </w:rPr>
@@ -5649,7 +5951,7 @@
               <w:bottom w:val="single" w:color="B0C8E0" w:sz="4"/>
               <w:right w:val="single" w:color="B0C8E0" w:sz="4"/>
             </w:tcBorders>
-            <w:shd w:fill="1A3A5C" w:val="clear"/>
+            <w:shd w:fill="FFFFFF" w:val="clear"/>
             <w:tcMar>
               <w:top w:type="dxa" w:w="80"/>
               <w:left w:type="dxa" w:w="100"/>
@@ -5666,7 +5968,7 @@
                 <w:rFonts w:ascii="맑은 고딕" w:cs="맑은 고딕" w:eastAsia="맑은 고딕" w:hAnsi="맑은 고딕"/>
                 <w:b/>
                 <w:bCs/>
-                <w:color w:val="FFFFFF"/>
+                <w:color w:val="1A1A1A"/>
                 <w:sz w:val="17"/>
                 <w:szCs w:val="17"/>
               </w:rPr>
@@ -5683,7 +5985,7 @@
               <w:bottom w:val="single" w:color="B0C8E0" w:sz="4"/>
               <w:right w:val="single" w:color="B0C8E0" w:sz="4"/>
             </w:tcBorders>
-            <w:shd w:fill="1A3A5C" w:val="clear"/>
+            <w:shd w:fill="FFFFFF" w:val="clear"/>
             <w:tcMar>
               <w:top w:type="dxa" w:w="80"/>
               <w:left w:type="dxa" w:w="100"/>
@@ -5700,7 +6002,7 @@
                 <w:rFonts w:ascii="맑은 고딕" w:cs="맑은 고딕" w:eastAsia="맑은 고딕" w:hAnsi="맑은 고딕"/>
                 <w:b/>
                 <w:bCs/>
-                <w:color w:val="FFFFFF"/>
+                <w:color w:val="1A1A1A"/>
                 <w:sz w:val="17"/>
                 <w:szCs w:val="17"/>
               </w:rPr>
@@ -5717,7 +6019,7 @@
               <w:bottom w:val="single" w:color="B0C8E0" w:sz="4"/>
               <w:right w:val="single" w:color="B0C8E0" w:sz="4"/>
             </w:tcBorders>
-            <w:shd w:fill="1A3A5C" w:val="clear"/>
+            <w:shd w:fill="FFFFFF" w:val="clear"/>
             <w:tcMar>
               <w:top w:type="dxa" w:w="80"/>
               <w:left w:type="dxa" w:w="100"/>
@@ -5734,7 +6036,7 @@
                 <w:rFonts w:ascii="맑은 고딕" w:cs="맑은 고딕" w:eastAsia="맑은 고딕" w:hAnsi="맑은 고딕"/>
                 <w:b/>
                 <w:bCs/>
-                <w:color w:val="FFFFFF"/>
+                <w:color w:val="1A1A1A"/>
                 <w:sz w:val="17"/>
                 <w:szCs w:val="17"/>
               </w:rPr>
@@ -5753,7 +6055,7 @@
               <w:bottom w:val="single" w:color="B0C8E0" w:sz="4"/>
               <w:right w:val="single" w:color="B0C8E0" w:sz="4"/>
             </w:tcBorders>
-            <w:shd w:fill="EAF1F8" w:val="clear"/>
+            <w:shd w:fill="FFFFFF" w:val="clear"/>
             <w:tcMar>
               <w:top w:type="dxa" w:w="70"/>
               <w:left w:type="dxa" w:w="100"/>
@@ -5787,7 +6089,7 @@
               <w:bottom w:val="single" w:color="B0C8E0" w:sz="4"/>
               <w:right w:val="single" w:color="B0C8E0" w:sz="4"/>
             </w:tcBorders>
-            <w:shd w:fill="EAF1F8" w:val="clear"/>
+            <w:shd w:fill="FFFFFF" w:val="clear"/>
             <w:tcMar>
               <w:top w:type="dxa" w:w="70"/>
               <w:left w:type="dxa" w:w="100"/>
@@ -5821,7 +6123,7 @@
               <w:bottom w:val="single" w:color="B0C8E0" w:sz="4"/>
               <w:right w:val="single" w:color="B0C8E0" w:sz="4"/>
             </w:tcBorders>
-            <w:shd w:fill="EAF1F8" w:val="clear"/>
+            <w:shd w:fill="FFFFFF" w:val="clear"/>
             <w:tcMar>
               <w:top w:type="dxa" w:w="70"/>
               <w:left w:type="dxa" w:w="100"/>
@@ -5855,7 +6157,7 @@
               <w:bottom w:val="single" w:color="B0C8E0" w:sz="4"/>
               <w:right w:val="single" w:color="B0C8E0" w:sz="4"/>
             </w:tcBorders>
-            <w:shd w:fill="EAF1F8" w:val="clear"/>
+            <w:shd w:fill="FFFFFF" w:val="clear"/>
             <w:tcMar>
               <w:top w:type="dxa" w:w="70"/>
               <w:left w:type="dxa" w:w="100"/>
@@ -6029,7 +6331,7 @@
               <w:bottom w:val="single" w:color="B0C8E0" w:sz="4"/>
               <w:right w:val="single" w:color="B0C8E0" w:sz="4"/>
             </w:tcBorders>
-            <w:shd w:fill="EAF1F8" w:val="clear"/>
+            <w:shd w:fill="FFFFFF" w:val="clear"/>
             <w:tcMar>
               <w:top w:type="dxa" w:w="70"/>
               <w:left w:type="dxa" w:w="100"/>
@@ -6063,7 +6365,7 @@
               <w:bottom w:val="single" w:color="B0C8E0" w:sz="4"/>
               <w:right w:val="single" w:color="B0C8E0" w:sz="4"/>
             </w:tcBorders>
-            <w:shd w:fill="EAF1F8" w:val="clear"/>
+            <w:shd w:fill="FFFFFF" w:val="clear"/>
             <w:tcMar>
               <w:top w:type="dxa" w:w="70"/>
               <w:left w:type="dxa" w:w="100"/>
@@ -6097,7 +6399,7 @@
               <w:bottom w:val="single" w:color="B0C8E0" w:sz="4"/>
               <w:right w:val="single" w:color="B0C8E0" w:sz="4"/>
             </w:tcBorders>
-            <w:shd w:fill="EAF1F8" w:val="clear"/>
+            <w:shd w:fill="FFFFFF" w:val="clear"/>
             <w:tcMar>
               <w:top w:type="dxa" w:w="70"/>
               <w:left w:type="dxa" w:w="100"/>
@@ -6131,7 +6433,7 @@
               <w:bottom w:val="single" w:color="B0C8E0" w:sz="4"/>
               <w:right w:val="single" w:color="B0C8E0" w:sz="4"/>
             </w:tcBorders>
-            <w:shd w:fill="EAF1F8" w:val="clear"/>
+            <w:shd w:fill="FFFFFF" w:val="clear"/>
             <w:tcMar>
               <w:top w:type="dxa" w:w="70"/>
               <w:left w:type="dxa" w:w="100"/>
@@ -6174,9 +6476,6 @@
     </w:p>
     <w:p>
       <w:pPr>
-        <w:pBdr>
-          <w:left w:val="single" w:color="C8714A" w:sz="12"/>
-        </w:pBdr>
         <w:spacing w:after="60" w:before="260"/>
         <w:ind w:left="180"/>
       </w:pPr>
@@ -6256,10 +6555,7 @@
     </w:p>
     <w:p>
       <w:pPr>
-        <w:pBdr>
-          <w:bottom w:val="single" w:color="C8714A" w:sz="8"/>
-        </w:pBdr>
-        <w:shd w:fill="1A3A5C" w:val="clear"/>
+        <w:shd w:fill="FFFFFF" w:val="clear"/>
         <w:spacing w:after="200" w:before="440"/>
         <w:jc w:val="center"/>
       </w:pPr>
@@ -6268,7 +6564,7 @@
           <w:rFonts w:ascii="맑은 고딕" w:cs="맑은 고딕" w:eastAsia="맑은 고딕" w:hAnsi="맑은 고딕"/>
           <w:b/>
           <w:bCs/>
-          <w:color w:val="FFFFFF"/>
+          <w:color w:val="1A1A1A"/>
           <w:sz w:val="27"/>
           <w:szCs w:val="27"/>
         </w:rPr>
@@ -6300,9 +6596,6 @@
     </w:p>
     <w:p>
       <w:pPr>
-        <w:pBdr>
-          <w:left w:val="single" w:color="C8714A" w:sz="12"/>
-        </w:pBdr>
         <w:spacing w:after="60" w:before="260"/>
         <w:ind w:left="180"/>
       </w:pPr>
@@ -6382,9 +6675,6 @@
     </w:p>
     <w:p>
       <w:pPr>
-        <w:pBdr>
-          <w:left w:val="single" w:color="C8714A" w:sz="12"/>
-        </w:pBdr>
         <w:spacing w:after="60" w:before="260"/>
         <w:ind w:left="180"/>
       </w:pPr>
@@ -6464,10 +6754,7 @@
     </w:p>
     <w:p>
       <w:pPr>
-        <w:pBdr>
-          <w:bottom w:val="single" w:color="C8714A" w:sz="8"/>
-        </w:pBdr>
-        <w:shd w:fill="1A3A5C" w:val="clear"/>
+        <w:shd w:fill="FFFFFF" w:val="clear"/>
         <w:spacing w:after="200" w:before="440"/>
         <w:jc w:val="center"/>
       </w:pPr>
@@ -6476,7 +6763,7 @@
           <w:rFonts w:ascii="맑은 고딕" w:cs="맑은 고딕" w:eastAsia="맑은 고딕" w:hAnsi="맑은 고딕"/>
           <w:b/>
           <w:bCs/>
-          <w:color w:val="FFFFFF"/>
+          <w:color w:val="1A1A1A"/>
           <w:sz w:val="27"/>
           <w:szCs w:val="27"/>
         </w:rPr>
@@ -6508,9 +6795,6 @@
     </w:p>
     <w:p>
       <w:pPr>
-        <w:pBdr>
-          <w:left w:val="single" w:color="C8714A" w:sz="12"/>
-        </w:pBdr>
         <w:spacing w:after="60" w:before="260"/>
         <w:ind w:left="180"/>
       </w:pPr>
@@ -6584,7 +6868,7 @@
               <w:bottom w:val="single" w:color="B0C8E0" w:sz="4"/>
               <w:right w:val="single" w:color="B0C8E0" w:sz="4"/>
             </w:tcBorders>
-            <w:shd w:fill="1A3A5C" w:val="clear"/>
+            <w:shd w:fill="FFFFFF" w:val="clear"/>
             <w:tcMar>
               <w:top w:type="dxa" w:w="80"/>
               <w:left w:type="dxa" w:w="100"/>
@@ -6601,7 +6885,7 @@
                 <w:rFonts w:ascii="맑은 고딕" w:cs="맑은 고딕" w:eastAsia="맑은 고딕" w:hAnsi="맑은 고딕"/>
                 <w:b/>
                 <w:bCs/>
-                <w:color w:val="FFFFFF"/>
+                <w:color w:val="1A1A1A"/>
                 <w:sz w:val="17"/>
                 <w:szCs w:val="17"/>
               </w:rPr>
@@ -6618,7 +6902,7 @@
               <w:bottom w:val="single" w:color="B0C8E0" w:sz="4"/>
               <w:right w:val="single" w:color="B0C8E0" w:sz="4"/>
             </w:tcBorders>
-            <w:shd w:fill="1A3A5C" w:val="clear"/>
+            <w:shd w:fill="FFFFFF" w:val="clear"/>
             <w:tcMar>
               <w:top w:type="dxa" w:w="80"/>
               <w:left w:type="dxa" w:w="100"/>
@@ -6635,7 +6919,7 @@
                 <w:rFonts w:ascii="맑은 고딕" w:cs="맑은 고딕" w:eastAsia="맑은 고딕" w:hAnsi="맑은 고딕"/>
                 <w:b/>
                 <w:bCs/>
-                <w:color w:val="FFFFFF"/>
+                <w:color w:val="1A1A1A"/>
                 <w:sz w:val="17"/>
                 <w:szCs w:val="17"/>
               </w:rPr>
@@ -6652,7 +6936,7 @@
               <w:bottom w:val="single" w:color="B0C8E0" w:sz="4"/>
               <w:right w:val="single" w:color="B0C8E0" w:sz="4"/>
             </w:tcBorders>
-            <w:shd w:fill="1A3A5C" w:val="clear"/>
+            <w:shd w:fill="FFFFFF" w:val="clear"/>
             <w:tcMar>
               <w:top w:type="dxa" w:w="80"/>
               <w:left w:type="dxa" w:w="100"/>
@@ -6669,7 +6953,7 @@
                 <w:rFonts w:ascii="맑은 고딕" w:cs="맑은 고딕" w:eastAsia="맑은 고딕" w:hAnsi="맑은 고딕"/>
                 <w:b/>
                 <w:bCs/>
-                <w:color w:val="FFFFFF"/>
+                <w:color w:val="1A1A1A"/>
                 <w:sz w:val="17"/>
                 <w:szCs w:val="17"/>
               </w:rPr>
@@ -6686,7 +6970,7 @@
               <w:bottom w:val="single" w:color="B0C8E0" w:sz="4"/>
               <w:right w:val="single" w:color="B0C8E0" w:sz="4"/>
             </w:tcBorders>
-            <w:shd w:fill="1A3A5C" w:val="clear"/>
+            <w:shd w:fill="FFFFFF" w:val="clear"/>
             <w:tcMar>
               <w:top w:type="dxa" w:w="80"/>
               <w:left w:type="dxa" w:w="100"/>
@@ -6703,7 +6987,7 @@
                 <w:rFonts w:ascii="맑은 고딕" w:cs="맑은 고딕" w:eastAsia="맑은 고딕" w:hAnsi="맑은 고딕"/>
                 <w:b/>
                 <w:bCs/>
-                <w:color w:val="FFFFFF"/>
+                <w:color w:val="1A1A1A"/>
                 <w:sz w:val="17"/>
                 <w:szCs w:val="17"/>
               </w:rPr>
@@ -6722,7 +7006,7 @@
               <w:bottom w:val="single" w:color="B0C8E0" w:sz="4"/>
               <w:right w:val="single" w:color="B0C8E0" w:sz="4"/>
             </w:tcBorders>
-            <w:shd w:fill="EAF1F8" w:val="clear"/>
+            <w:shd w:fill="FFFFFF" w:val="clear"/>
             <w:tcMar>
               <w:top w:type="dxa" w:w="70"/>
               <w:left w:type="dxa" w:w="100"/>
@@ -6756,7 +7040,7 @@
               <w:bottom w:val="single" w:color="B0C8E0" w:sz="4"/>
               <w:right w:val="single" w:color="B0C8E0" w:sz="4"/>
             </w:tcBorders>
-            <w:shd w:fill="EAF1F8" w:val="clear"/>
+            <w:shd w:fill="FFFFFF" w:val="clear"/>
             <w:tcMar>
               <w:top w:type="dxa" w:w="70"/>
               <w:left w:type="dxa" w:w="100"/>
@@ -6790,7 +7074,7 @@
               <w:bottom w:val="single" w:color="B0C8E0" w:sz="4"/>
               <w:right w:val="single" w:color="B0C8E0" w:sz="4"/>
             </w:tcBorders>
-            <w:shd w:fill="EAF1F8" w:val="clear"/>
+            <w:shd w:fill="FFFFFF" w:val="clear"/>
             <w:tcMar>
               <w:top w:type="dxa" w:w="70"/>
               <w:left w:type="dxa" w:w="100"/>
@@ -6824,7 +7108,7 @@
               <w:bottom w:val="single" w:color="B0C8E0" w:sz="4"/>
               <w:right w:val="single" w:color="B0C8E0" w:sz="4"/>
             </w:tcBorders>
-            <w:shd w:fill="EAF1F8" w:val="clear"/>
+            <w:shd w:fill="FFFFFF" w:val="clear"/>
             <w:tcMar>
               <w:top w:type="dxa" w:w="70"/>
               <w:left w:type="dxa" w:w="100"/>
@@ -6998,7 +7282,7 @@
               <w:bottom w:val="single" w:color="B0C8E0" w:sz="4"/>
               <w:right w:val="single" w:color="B0C8E0" w:sz="4"/>
             </w:tcBorders>
-            <w:shd w:fill="EAF1F8" w:val="clear"/>
+            <w:shd w:fill="FFFFFF" w:val="clear"/>
             <w:tcMar>
               <w:top w:type="dxa" w:w="70"/>
               <w:left w:type="dxa" w:w="100"/>
@@ -7032,7 +7316,7 @@
               <w:bottom w:val="single" w:color="B0C8E0" w:sz="4"/>
               <w:right w:val="single" w:color="B0C8E0" w:sz="4"/>
             </w:tcBorders>
-            <w:shd w:fill="EAF1F8" w:val="clear"/>
+            <w:shd w:fill="FFFFFF" w:val="clear"/>
             <w:tcMar>
               <w:top w:type="dxa" w:w="70"/>
               <w:left w:type="dxa" w:w="100"/>
@@ -7066,7 +7350,7 @@
               <w:bottom w:val="single" w:color="B0C8E0" w:sz="4"/>
               <w:right w:val="single" w:color="B0C8E0" w:sz="4"/>
             </w:tcBorders>
-            <w:shd w:fill="EAF1F8" w:val="clear"/>
+            <w:shd w:fill="FFFFFF" w:val="clear"/>
             <w:tcMar>
               <w:top w:type="dxa" w:w="70"/>
               <w:left w:type="dxa" w:w="100"/>
@@ -7100,7 +7384,7 @@
               <w:bottom w:val="single" w:color="B0C8E0" w:sz="4"/>
               <w:right w:val="single" w:color="B0C8E0" w:sz="4"/>
             </w:tcBorders>
-            <w:shd w:fill="EAF1F8" w:val="clear"/>
+            <w:shd w:fill="FFFFFF" w:val="clear"/>
             <w:tcMar>
               <w:top w:type="dxa" w:w="70"/>
               <w:left w:type="dxa" w:w="100"/>
@@ -7281,9 +7565,6 @@
     </w:p>
     <w:p>
       <w:pPr>
-        <w:pBdr>
-          <w:left w:val="single" w:color="C8714A" w:sz="12"/>
-        </w:pBdr>
         <w:spacing w:after="60" w:before="260"/>
         <w:ind w:left="180"/>
       </w:pPr>
@@ -7379,10 +7660,7 @@
     </w:p>
     <w:p>
       <w:pPr>
-        <w:pBdr>
-          <w:bottom w:val="single" w:color="C8714A" w:sz="8"/>
-        </w:pBdr>
-        <w:shd w:fill="1A3A5C" w:val="clear"/>
+        <w:shd w:fill="FFFFFF" w:val="clear"/>
         <w:spacing w:after="200" w:before="440"/>
         <w:jc w:val="center"/>
       </w:pPr>
@@ -7391,7 +7669,7 @@
           <w:rFonts w:ascii="맑은 고딕" w:cs="맑은 고딕" w:eastAsia="맑은 고딕" w:hAnsi="맑은 고딕"/>
           <w:b/>
           <w:bCs/>
-          <w:color w:val="FFFFFF"/>
+          <w:color w:val="1A1A1A"/>
           <w:sz w:val="27"/>
           <w:szCs w:val="27"/>
         </w:rPr>
@@ -7423,9 +7701,6 @@
     </w:p>
     <w:p>
       <w:pPr>
-        <w:pBdr>
-          <w:left w:val="single" w:color="C8714A" w:sz="12"/>
-        </w:pBdr>
         <w:spacing w:after="60" w:before="260"/>
         <w:ind w:left="180"/>
       </w:pPr>
@@ -7505,10 +7780,7 @@
     </w:p>
     <w:p>
       <w:pPr>
-        <w:pBdr>
-          <w:bottom w:val="single" w:color="C8714A" w:sz="8"/>
-        </w:pBdr>
-        <w:shd w:fill="1A3A5C" w:val="clear"/>
+        <w:shd w:fill="FFFFFF" w:val="clear"/>
         <w:spacing w:after="200" w:before="440"/>
         <w:jc w:val="center"/>
       </w:pPr>
@@ -7517,7 +7789,7 @@
           <w:rFonts w:ascii="맑은 고딕" w:cs="맑은 고딕" w:eastAsia="맑은 고딕" w:hAnsi="맑은 고딕"/>
           <w:b/>
           <w:bCs/>
-          <w:color w:val="FFFFFF"/>
+          <w:color w:val="1A1A1A"/>
           <w:sz w:val="27"/>
           <w:szCs w:val="27"/>
         </w:rPr>
@@ -7549,9 +7821,6 @@
     </w:p>
     <w:p>
       <w:pPr>
-        <w:pBdr>
-          <w:left w:val="single" w:color="C8714A" w:sz="12"/>
-        </w:pBdr>
         <w:spacing w:after="60" w:before="260"/>
         <w:ind w:left="180"/>
       </w:pPr>
@@ -7695,9 +7964,6 @@
     </w:p>
     <w:p>
       <w:pPr>
-        <w:pBdr>
-          <w:left w:val="single" w:color="C8714A" w:sz="12"/>
-        </w:pBdr>
         <w:spacing w:after="60" w:before="260"/>
         <w:ind w:left="180"/>
       </w:pPr>
@@ -7859,12 +8125,12 @@
       <w:tblPr>
         <w:tblW w:type="dxa" w:w="9070"/>
         <w:tblBorders>
-          <w:top w:val="single" w:color="auto" w:sz="4"/>
-          <w:left w:val="single" w:color="auto" w:sz="4"/>
-          <w:bottom w:val="single" w:color="auto" w:sz="4"/>
-          <w:right w:val="single" w:color="auto" w:sz="4"/>
-          <w:insideH w:val="single" w:color="auto" w:sz="4"/>
-          <w:insideV w:val="single" w:color="auto" w:sz="4"/>
+          <w:top w:val="nil"/>
+          <w:left w:val="nil"/>
+          <w:bottom w:val="nil"/>
+          <w:right w:val="nil"/>
+          <w:insideH w:val="nil"/>
+          <w:insideV w:val="nil"/>
         </w:tblBorders>
       </w:tblPr>
       <w:tblGrid>
@@ -7874,13 +8140,7 @@
         <w:tc>
           <w:tcPr>
             <w:tcW w:type="dxa" w:w="9070"/>
-            <w:tcBorders>
-              <w:top w:val="single" w:color="B0C8E0" w:sz="4"/>
-              <w:left w:val="single" w:color="B0C8E0" w:sz="4"/>
-              <w:bottom w:val="single" w:color="B0C8E0" w:sz="4"/>
-              <w:right w:val="single" w:color="B0C8E0" w:sz="4"/>
-            </w:tcBorders>
-            <w:shd w:fill="EAF1F8" w:val="clear"/>
+            <w:shd w:fill="FFFFFF" w:val="clear"/>
             <w:tcMar>
               <w:top w:type="dxa" w:w="180"/>
               <w:left w:type="dxa" w:w="300"/>
@@ -7932,6 +8192,955 @@
                 <w:szCs w:val="19"/>
               </w:rPr>
               <w:t xml:space="preserve">담임목사  박상혁  (인)    새가족부장  ___________  (인)</w:t>
+            </w:r>
+          </w:p>
+        </w:tc>
+      </w:tr>
+    </w:tbl>
+    <w:p/>
+    <w:p>
+      <w:r>
+        <w:rPr>
+          <w:rFonts w:ascii="맑은 고딕" w:hAnsi="맑은 고딕" w:eastAsia="맑은 고딕" w:cs="맑은 고딕"/>
+          <w:b/>
+          <w:color w:val="1A3A5C"/>
+          <w:sz w:val="24"/>
+        </w:rPr>
+        <w:t xml:space="preserve">■ 개정 이력  </w:t>
+      </w:r>
+      <w:r>
+        <w:rPr>
+          <w:rFonts w:ascii="맑은 고딕" w:hAnsi="맑은 고딕" w:eastAsia="맑은 고딕" w:cs="맑은 고딕"/>
+          <w:color w:val="9A8E84"/>
+          <w:sz w:val="20"/>
+        </w:rPr>
+        <w:t>Revision History</w:t>
+      </w:r>
+    </w:p>
+    <w:p>
+      <w:r>
+        <w:rPr>
+          <w:rFonts w:ascii="맑은 고딕" w:hAnsi="맑은 고딕" w:eastAsia="맑은 고딕" w:cs="맑은 고딕"/>
+          <w:color w:val="9A8E84"/>
+          <w:sz w:val="17"/>
+        </w:rPr>
+        <w:t>※ 본 매뉴얼은 부서장 검토 후 담임목사 승인으로 개정하며, 개정 시 아래 표에 기록합니다.</w:t>
+      </w:r>
+    </w:p>
+    <w:tbl>
+      <w:tblPr>
+        <w:tblW w:type="auto" w:w="0"/>
+        <w:jc w:val="center"/>
+        <w:tblLayout w:type="fixed"/>
+        <w:tblLook w:firstColumn="1" w:firstRow="1" w:lastColumn="0" w:lastRow="0" w:noHBand="0" w:noVBand="1" w:val="04A0"/>
+      </w:tblPr>
+      <w:tblGrid>
+        <w:gridCol w:w="1814"/>
+        <w:gridCol w:w="1814"/>
+        <w:gridCol w:w="1814"/>
+        <w:gridCol w:w="1814"/>
+        <w:gridCol w:w="1814"/>
+      </w:tblGrid>
+      <w:tr>
+        <w:tc>
+          <w:tcPr>
+            <w:tcW w:type="dxa" w:w="1100"/>
+            <w:tcBorders>
+              <w:top w:val="single" w:sz="4" w:space="0" w:color="B0C8E0"/>
+              <w:left w:val="single" w:sz="4" w:space="0" w:color="B0C8E0"/>
+              <w:bottom w:val="single" w:sz="4" w:space="0" w:color="B0C8E0"/>
+              <w:right w:val="single" w:sz="4" w:space="0" w:color="B0C8E0"/>
+            </w:tcBorders>
+            <w:shd w:val="clear" w:color="auto" w:fill="F2F2F2"/>
+          </w:tcPr>
+          <w:p>
+            <w:pPr>
+              <w:jc w:val="center"/>
+            </w:pPr>
+            <w:r/>
+            <w:r>
+              <w:rPr>
+                <w:rFonts w:ascii="맑은 고딕" w:hAnsi="맑은 고딕" w:eastAsia="맑은 고딕" w:cs="맑은 고딕"/>
+                <w:b/>
+                <w:color w:val="2C2114"/>
+                <w:sz w:val="18"/>
+              </w:rPr>
+              <w:t>차수</w:t>
+            </w:r>
+          </w:p>
+        </w:tc>
+        <w:tc>
+          <w:tcPr>
+            <w:tcW w:type="dxa" w:w="1700"/>
+            <w:tcBorders>
+              <w:top w:val="single" w:sz="4" w:space="0" w:color="B0C8E0"/>
+              <w:left w:val="single" w:sz="4" w:space="0" w:color="B0C8E0"/>
+              <w:bottom w:val="single" w:sz="4" w:space="0" w:color="B0C8E0"/>
+              <w:right w:val="single" w:sz="4" w:space="0" w:color="B0C8E0"/>
+            </w:tcBorders>
+            <w:shd w:val="clear" w:color="auto" w:fill="F2F2F2"/>
+          </w:tcPr>
+          <w:p>
+            <w:pPr>
+              <w:jc w:val="center"/>
+            </w:pPr>
+            <w:r/>
+            <w:r>
+              <w:rPr>
+                <w:rFonts w:ascii="맑은 고딕" w:hAnsi="맑은 고딕" w:eastAsia="맑은 고딕" w:cs="맑은 고딕"/>
+                <w:b/>
+                <w:color w:val="2C2114"/>
+                <w:sz w:val="18"/>
+              </w:rPr>
+              <w:t>개정일자</w:t>
+            </w:r>
+          </w:p>
+        </w:tc>
+        <w:tc>
+          <w:tcPr>
+            <w:tcW w:type="dxa" w:w="4200"/>
+            <w:tcBorders>
+              <w:top w:val="single" w:sz="4" w:space="0" w:color="B0C8E0"/>
+              <w:left w:val="single" w:sz="4" w:space="0" w:color="B0C8E0"/>
+              <w:bottom w:val="single" w:sz="4" w:space="0" w:color="B0C8E0"/>
+              <w:right w:val="single" w:sz="4" w:space="0" w:color="B0C8E0"/>
+            </w:tcBorders>
+            <w:shd w:val="clear" w:color="auto" w:fill="F2F2F2"/>
+          </w:tcPr>
+          <w:p>
+            <w:pPr>
+              <w:jc w:val="center"/>
+            </w:pPr>
+            <w:r/>
+            <w:r>
+              <w:rPr>
+                <w:rFonts w:ascii="맑은 고딕" w:hAnsi="맑은 고딕" w:eastAsia="맑은 고딕" w:cs="맑은 고딕"/>
+                <w:b/>
+                <w:color w:val="2C2114"/>
+                <w:sz w:val="18"/>
+              </w:rPr>
+              <w:t>개정 내용</w:t>
+            </w:r>
+          </w:p>
+        </w:tc>
+        <w:tc>
+          <w:tcPr>
+            <w:tcW w:type="dxa" w:w="1700"/>
+            <w:tcBorders>
+              <w:top w:val="single" w:sz="4" w:space="0" w:color="B0C8E0"/>
+              <w:left w:val="single" w:sz="4" w:space="0" w:color="B0C8E0"/>
+              <w:bottom w:val="single" w:sz="4" w:space="0" w:color="B0C8E0"/>
+              <w:right w:val="single" w:sz="4" w:space="0" w:color="B0C8E0"/>
+            </w:tcBorders>
+            <w:shd w:val="clear" w:color="auto" w:fill="F2F2F2"/>
+          </w:tcPr>
+          <w:p>
+            <w:pPr>
+              <w:jc w:val="center"/>
+            </w:pPr>
+            <w:r/>
+            <w:r>
+              <w:rPr>
+                <w:rFonts w:ascii="맑은 고딕" w:hAnsi="맑은 고딕" w:eastAsia="맑은 고딕" w:cs="맑은 고딕"/>
+                <w:b/>
+                <w:color w:val="2C2114"/>
+                <w:sz w:val="18"/>
+              </w:rPr>
+              <w:t>개정자</w:t>
+            </w:r>
+          </w:p>
+        </w:tc>
+        <w:tc>
+          <w:tcPr>
+            <w:tcW w:type="dxa" w:w="1700"/>
+            <w:tcBorders>
+              <w:top w:val="single" w:sz="4" w:space="0" w:color="B0C8E0"/>
+              <w:left w:val="single" w:sz="4" w:space="0" w:color="B0C8E0"/>
+              <w:bottom w:val="single" w:sz="4" w:space="0" w:color="B0C8E0"/>
+              <w:right w:val="single" w:sz="4" w:space="0" w:color="B0C8E0"/>
+            </w:tcBorders>
+            <w:shd w:val="clear" w:color="auto" w:fill="F2F2F2"/>
+          </w:tcPr>
+          <w:p>
+            <w:pPr>
+              <w:jc w:val="center"/>
+            </w:pPr>
+            <w:r/>
+            <w:r>
+              <w:rPr>
+                <w:rFonts w:ascii="맑은 고딕" w:hAnsi="맑은 고딕" w:eastAsia="맑은 고딕" w:cs="맑은 고딕"/>
+                <w:b/>
+                <w:color w:val="2C2114"/>
+                <w:sz w:val="18"/>
+              </w:rPr>
+              <w:t>승인자</w:t>
+            </w:r>
+          </w:p>
+        </w:tc>
+      </w:tr>
+      <w:tr>
+        <w:tc>
+          <w:tcPr>
+            <w:tcW w:type="dxa" w:w="1100"/>
+            <w:tcBorders>
+              <w:top w:val="single" w:sz="4" w:space="0" w:color="B0C8E0"/>
+              <w:left w:val="single" w:sz="4" w:space="0" w:color="B0C8E0"/>
+              <w:bottom w:val="single" w:sz="4" w:space="0" w:color="B0C8E0"/>
+              <w:right w:val="single" w:sz="4" w:space="0" w:color="B0C8E0"/>
+            </w:tcBorders>
+          </w:tcPr>
+          <w:p>
+            <w:pPr>
+              <w:jc w:val="center"/>
+            </w:pPr>
+            <w:r/>
+            <w:r>
+              <w:rPr>
+                <w:rFonts w:ascii="맑은 고딕" w:hAnsi="맑은 고딕" w:eastAsia="맑은 고딕" w:cs="맑은 고딕"/>
+                <w:b w:val="0"/>
+                <w:color w:val="2C2114"/>
+                <w:sz w:val="18"/>
+              </w:rPr>
+              <w:t>제정</w:t>
+            </w:r>
+          </w:p>
+        </w:tc>
+        <w:tc>
+          <w:tcPr>
+            <w:tcW w:type="dxa" w:w="1700"/>
+            <w:tcBorders>
+              <w:top w:val="single" w:sz="4" w:space="0" w:color="B0C8E0"/>
+              <w:left w:val="single" w:sz="4" w:space="0" w:color="B0C8E0"/>
+              <w:bottom w:val="single" w:sz="4" w:space="0" w:color="B0C8E0"/>
+              <w:right w:val="single" w:sz="4" w:space="0" w:color="B0C8E0"/>
+            </w:tcBorders>
+          </w:tcPr>
+          <w:p>
+            <w:pPr>
+              <w:jc w:val="center"/>
+            </w:pPr>
+            <w:r/>
+            <w:r>
+              <w:rPr>
+                <w:rFonts w:ascii="맑은 고딕" w:hAnsi="맑은 고딕" w:eastAsia="맑은 고딕" w:cs="맑은 고딕"/>
+                <w:b w:val="0"/>
+                <w:color w:val="2C2114"/>
+                <w:sz w:val="18"/>
+              </w:rPr>
+              <w:t>20      .      .</w:t>
+            </w:r>
+          </w:p>
+        </w:tc>
+        <w:tc>
+          <w:tcPr>
+            <w:tcW w:type="dxa" w:w="4200"/>
+            <w:tcBorders>
+              <w:top w:val="single" w:sz="4" w:space="0" w:color="B0C8E0"/>
+              <w:left w:val="single" w:sz="4" w:space="0" w:color="B0C8E0"/>
+              <w:bottom w:val="single" w:sz="4" w:space="0" w:color="B0C8E0"/>
+              <w:right w:val="single" w:sz="4" w:space="0" w:color="B0C8E0"/>
+            </w:tcBorders>
+          </w:tcPr>
+          <w:p>
+            <w:pPr>
+              <w:jc w:val="left"/>
+            </w:pPr>
+            <w:r/>
+            <w:r>
+              <w:rPr>
+                <w:rFonts w:ascii="맑은 고딕" w:hAnsi="맑은 고딕" w:eastAsia="맑은 고딕" w:cs="맑은 고딕"/>
+                <w:b w:val="0"/>
+                <w:color w:val="2C2114"/>
+                <w:sz w:val="18"/>
+              </w:rPr>
+              <w:t>최초 제정</w:t>
+            </w:r>
+          </w:p>
+        </w:tc>
+        <w:tc>
+          <w:tcPr>
+            <w:tcW w:type="dxa" w:w="1700"/>
+            <w:tcBorders>
+              <w:top w:val="single" w:sz="4" w:space="0" w:color="B0C8E0"/>
+              <w:left w:val="single" w:sz="4" w:space="0" w:color="B0C8E0"/>
+              <w:bottom w:val="single" w:sz="4" w:space="0" w:color="B0C8E0"/>
+              <w:right w:val="single" w:sz="4" w:space="0" w:color="B0C8E0"/>
+            </w:tcBorders>
+          </w:tcPr>
+          <w:p>
+            <w:pPr>
+              <w:jc w:val="center"/>
+            </w:pPr>
+            <w:r/>
+            <w:r>
+              <w:rPr>
+                <w:rFonts w:ascii="맑은 고딕" w:hAnsi="맑은 고딕" w:eastAsia="맑은 고딕" w:cs="맑은 고딕"/>
+                <w:b w:val="0"/>
+                <w:color w:val="2C2114"/>
+                <w:sz w:val="18"/>
+              </w:rPr>
+              <w:t>—</w:t>
+            </w:r>
+          </w:p>
+        </w:tc>
+        <w:tc>
+          <w:tcPr>
+            <w:tcW w:type="dxa" w:w="1700"/>
+            <w:tcBorders>
+              <w:top w:val="single" w:sz="4" w:space="0" w:color="B0C8E0"/>
+              <w:left w:val="single" w:sz="4" w:space="0" w:color="B0C8E0"/>
+              <w:bottom w:val="single" w:sz="4" w:space="0" w:color="B0C8E0"/>
+              <w:right w:val="single" w:sz="4" w:space="0" w:color="B0C8E0"/>
+            </w:tcBorders>
+          </w:tcPr>
+          <w:p>
+            <w:pPr>
+              <w:jc w:val="center"/>
+            </w:pPr>
+            <w:r/>
+            <w:r>
+              <w:rPr>
+                <w:rFonts w:ascii="맑은 고딕" w:hAnsi="맑은 고딕" w:eastAsia="맑은 고딕" w:cs="맑은 고딕"/>
+                <w:b w:val="0"/>
+                <w:color w:val="2C2114"/>
+                <w:sz w:val="18"/>
+              </w:rPr>
+              <w:t>담임목사 박상혁</w:t>
+            </w:r>
+          </w:p>
+        </w:tc>
+      </w:tr>
+      <w:tr>
+        <w:tc>
+          <w:tcPr>
+            <w:tcW w:type="dxa" w:w="1100"/>
+            <w:tcBorders>
+              <w:top w:val="single" w:sz="4" w:space="0" w:color="B0C8E0"/>
+              <w:left w:val="single" w:sz="4" w:space="0" w:color="B0C8E0"/>
+              <w:bottom w:val="single" w:sz="4" w:space="0" w:color="B0C8E0"/>
+              <w:right w:val="single" w:sz="4" w:space="0" w:color="B0C8E0"/>
+            </w:tcBorders>
+          </w:tcPr>
+          <w:p>
+            <w:pPr>
+              <w:jc w:val="center"/>
+            </w:pPr>
+            <w:r/>
+            <w:r>
+              <w:rPr>
+                <w:rFonts w:ascii="맑은 고딕" w:hAnsi="맑은 고딕" w:eastAsia="맑은 고딕" w:cs="맑은 고딕"/>
+                <w:b w:val="0"/>
+                <w:color w:val="2C2114"/>
+                <w:sz w:val="18"/>
+              </w:rPr>
+            </w:r>
+          </w:p>
+        </w:tc>
+        <w:tc>
+          <w:tcPr>
+            <w:tcW w:type="dxa" w:w="1700"/>
+            <w:tcBorders>
+              <w:top w:val="single" w:sz="4" w:space="0" w:color="B0C8E0"/>
+              <w:left w:val="single" w:sz="4" w:space="0" w:color="B0C8E0"/>
+              <w:bottom w:val="single" w:sz="4" w:space="0" w:color="B0C8E0"/>
+              <w:right w:val="single" w:sz="4" w:space="0" w:color="B0C8E0"/>
+            </w:tcBorders>
+          </w:tcPr>
+          <w:p>
+            <w:pPr>
+              <w:jc w:val="center"/>
+            </w:pPr>
+            <w:r/>
+            <w:r>
+              <w:rPr>
+                <w:rFonts w:ascii="맑은 고딕" w:hAnsi="맑은 고딕" w:eastAsia="맑은 고딕" w:cs="맑은 고딕"/>
+                <w:b w:val="0"/>
+                <w:color w:val="2C2114"/>
+                <w:sz w:val="18"/>
+              </w:rPr>
+            </w:r>
+          </w:p>
+        </w:tc>
+        <w:tc>
+          <w:tcPr>
+            <w:tcW w:type="dxa" w:w="4200"/>
+            <w:tcBorders>
+              <w:top w:val="single" w:sz="4" w:space="0" w:color="B0C8E0"/>
+              <w:left w:val="single" w:sz="4" w:space="0" w:color="B0C8E0"/>
+              <w:bottom w:val="single" w:sz="4" w:space="0" w:color="B0C8E0"/>
+              <w:right w:val="single" w:sz="4" w:space="0" w:color="B0C8E0"/>
+            </w:tcBorders>
+          </w:tcPr>
+          <w:p>
+            <w:pPr>
+              <w:jc w:val="center"/>
+            </w:pPr>
+            <w:r/>
+            <w:r>
+              <w:rPr>
+                <w:rFonts w:ascii="맑은 고딕" w:hAnsi="맑은 고딕" w:eastAsia="맑은 고딕" w:cs="맑은 고딕"/>
+                <w:b w:val="0"/>
+                <w:color w:val="2C2114"/>
+                <w:sz w:val="18"/>
+              </w:rPr>
+            </w:r>
+          </w:p>
+        </w:tc>
+        <w:tc>
+          <w:tcPr>
+            <w:tcW w:type="dxa" w:w="1700"/>
+            <w:tcBorders>
+              <w:top w:val="single" w:sz="4" w:space="0" w:color="B0C8E0"/>
+              <w:left w:val="single" w:sz="4" w:space="0" w:color="B0C8E0"/>
+              <w:bottom w:val="single" w:sz="4" w:space="0" w:color="B0C8E0"/>
+              <w:right w:val="single" w:sz="4" w:space="0" w:color="B0C8E0"/>
+            </w:tcBorders>
+          </w:tcPr>
+          <w:p>
+            <w:pPr>
+              <w:jc w:val="center"/>
+            </w:pPr>
+            <w:r/>
+            <w:r>
+              <w:rPr>
+                <w:rFonts w:ascii="맑은 고딕" w:hAnsi="맑은 고딕" w:eastAsia="맑은 고딕" w:cs="맑은 고딕"/>
+                <w:b w:val="0"/>
+                <w:color w:val="2C2114"/>
+                <w:sz w:val="18"/>
+              </w:rPr>
+            </w:r>
+          </w:p>
+        </w:tc>
+        <w:tc>
+          <w:tcPr>
+            <w:tcW w:type="dxa" w:w="1700"/>
+            <w:tcBorders>
+              <w:top w:val="single" w:sz="4" w:space="0" w:color="B0C8E0"/>
+              <w:left w:val="single" w:sz="4" w:space="0" w:color="B0C8E0"/>
+              <w:bottom w:val="single" w:sz="4" w:space="0" w:color="B0C8E0"/>
+              <w:right w:val="single" w:sz="4" w:space="0" w:color="B0C8E0"/>
+            </w:tcBorders>
+          </w:tcPr>
+          <w:p>
+            <w:pPr>
+              <w:jc w:val="center"/>
+            </w:pPr>
+            <w:r/>
+            <w:r>
+              <w:rPr>
+                <w:rFonts w:ascii="맑은 고딕" w:hAnsi="맑은 고딕" w:eastAsia="맑은 고딕" w:cs="맑은 고딕"/>
+                <w:b w:val="0"/>
+                <w:color w:val="2C2114"/>
+                <w:sz w:val="18"/>
+              </w:rPr>
+            </w:r>
+          </w:p>
+        </w:tc>
+      </w:tr>
+      <w:tr>
+        <w:tc>
+          <w:tcPr>
+            <w:tcW w:type="dxa" w:w="1100"/>
+            <w:tcBorders>
+              <w:top w:val="single" w:sz="4" w:space="0" w:color="B0C8E0"/>
+              <w:left w:val="single" w:sz="4" w:space="0" w:color="B0C8E0"/>
+              <w:bottom w:val="single" w:sz="4" w:space="0" w:color="B0C8E0"/>
+              <w:right w:val="single" w:sz="4" w:space="0" w:color="B0C8E0"/>
+            </w:tcBorders>
+          </w:tcPr>
+          <w:p>
+            <w:pPr>
+              <w:jc w:val="center"/>
+            </w:pPr>
+            <w:r/>
+            <w:r>
+              <w:rPr>
+                <w:rFonts w:ascii="맑은 고딕" w:hAnsi="맑은 고딕" w:eastAsia="맑은 고딕" w:cs="맑은 고딕"/>
+                <w:b w:val="0"/>
+                <w:color w:val="2C2114"/>
+                <w:sz w:val="18"/>
+              </w:rPr>
+            </w:r>
+          </w:p>
+        </w:tc>
+        <w:tc>
+          <w:tcPr>
+            <w:tcW w:type="dxa" w:w="1700"/>
+            <w:tcBorders>
+              <w:top w:val="single" w:sz="4" w:space="0" w:color="B0C8E0"/>
+              <w:left w:val="single" w:sz="4" w:space="0" w:color="B0C8E0"/>
+              <w:bottom w:val="single" w:sz="4" w:space="0" w:color="B0C8E0"/>
+              <w:right w:val="single" w:sz="4" w:space="0" w:color="B0C8E0"/>
+            </w:tcBorders>
+          </w:tcPr>
+          <w:p>
+            <w:pPr>
+              <w:jc w:val="center"/>
+            </w:pPr>
+            <w:r/>
+            <w:r>
+              <w:rPr>
+                <w:rFonts w:ascii="맑은 고딕" w:hAnsi="맑은 고딕" w:eastAsia="맑은 고딕" w:cs="맑은 고딕"/>
+                <w:b w:val="0"/>
+                <w:color w:val="2C2114"/>
+                <w:sz w:val="18"/>
+              </w:rPr>
+            </w:r>
+          </w:p>
+        </w:tc>
+        <w:tc>
+          <w:tcPr>
+            <w:tcW w:type="dxa" w:w="4200"/>
+            <w:tcBorders>
+              <w:top w:val="single" w:sz="4" w:space="0" w:color="B0C8E0"/>
+              <w:left w:val="single" w:sz="4" w:space="0" w:color="B0C8E0"/>
+              <w:bottom w:val="single" w:sz="4" w:space="0" w:color="B0C8E0"/>
+              <w:right w:val="single" w:sz="4" w:space="0" w:color="B0C8E0"/>
+            </w:tcBorders>
+          </w:tcPr>
+          <w:p>
+            <w:pPr>
+              <w:jc w:val="center"/>
+            </w:pPr>
+            <w:r/>
+            <w:r>
+              <w:rPr>
+                <w:rFonts w:ascii="맑은 고딕" w:hAnsi="맑은 고딕" w:eastAsia="맑은 고딕" w:cs="맑은 고딕"/>
+                <w:b w:val="0"/>
+                <w:color w:val="2C2114"/>
+                <w:sz w:val="18"/>
+              </w:rPr>
+            </w:r>
+          </w:p>
+        </w:tc>
+        <w:tc>
+          <w:tcPr>
+            <w:tcW w:type="dxa" w:w="1700"/>
+            <w:tcBorders>
+              <w:top w:val="single" w:sz="4" w:space="0" w:color="B0C8E0"/>
+              <w:left w:val="single" w:sz="4" w:space="0" w:color="B0C8E0"/>
+              <w:bottom w:val="single" w:sz="4" w:space="0" w:color="B0C8E0"/>
+              <w:right w:val="single" w:sz="4" w:space="0" w:color="B0C8E0"/>
+            </w:tcBorders>
+          </w:tcPr>
+          <w:p>
+            <w:pPr>
+              <w:jc w:val="center"/>
+            </w:pPr>
+            <w:r/>
+            <w:r>
+              <w:rPr>
+                <w:rFonts w:ascii="맑은 고딕" w:hAnsi="맑은 고딕" w:eastAsia="맑은 고딕" w:cs="맑은 고딕"/>
+                <w:b w:val="0"/>
+                <w:color w:val="2C2114"/>
+                <w:sz w:val="18"/>
+              </w:rPr>
+            </w:r>
+          </w:p>
+        </w:tc>
+        <w:tc>
+          <w:tcPr>
+            <w:tcW w:type="dxa" w:w="1700"/>
+            <w:tcBorders>
+              <w:top w:val="single" w:sz="4" w:space="0" w:color="B0C8E0"/>
+              <w:left w:val="single" w:sz="4" w:space="0" w:color="B0C8E0"/>
+              <w:bottom w:val="single" w:sz="4" w:space="0" w:color="B0C8E0"/>
+              <w:right w:val="single" w:sz="4" w:space="0" w:color="B0C8E0"/>
+            </w:tcBorders>
+          </w:tcPr>
+          <w:p>
+            <w:pPr>
+              <w:jc w:val="center"/>
+            </w:pPr>
+            <w:r/>
+            <w:r>
+              <w:rPr>
+                <w:rFonts w:ascii="맑은 고딕" w:hAnsi="맑은 고딕" w:eastAsia="맑은 고딕" w:cs="맑은 고딕"/>
+                <w:b w:val="0"/>
+                <w:color w:val="2C2114"/>
+                <w:sz w:val="18"/>
+              </w:rPr>
+            </w:r>
+          </w:p>
+        </w:tc>
+      </w:tr>
+      <w:tr>
+        <w:tc>
+          <w:tcPr>
+            <w:tcW w:type="dxa" w:w="1100"/>
+            <w:tcBorders>
+              <w:top w:val="single" w:sz="4" w:space="0" w:color="B0C8E0"/>
+              <w:left w:val="single" w:sz="4" w:space="0" w:color="B0C8E0"/>
+              <w:bottom w:val="single" w:sz="4" w:space="0" w:color="B0C8E0"/>
+              <w:right w:val="single" w:sz="4" w:space="0" w:color="B0C8E0"/>
+            </w:tcBorders>
+          </w:tcPr>
+          <w:p>
+            <w:pPr>
+              <w:jc w:val="center"/>
+            </w:pPr>
+            <w:r/>
+            <w:r>
+              <w:rPr>
+                <w:rFonts w:ascii="맑은 고딕" w:hAnsi="맑은 고딕" w:eastAsia="맑은 고딕" w:cs="맑은 고딕"/>
+                <w:b w:val="0"/>
+                <w:color w:val="2C2114"/>
+                <w:sz w:val="18"/>
+              </w:rPr>
+            </w:r>
+          </w:p>
+        </w:tc>
+        <w:tc>
+          <w:tcPr>
+            <w:tcW w:type="dxa" w:w="1700"/>
+            <w:tcBorders>
+              <w:top w:val="single" w:sz="4" w:space="0" w:color="B0C8E0"/>
+              <w:left w:val="single" w:sz="4" w:space="0" w:color="B0C8E0"/>
+              <w:bottom w:val="single" w:sz="4" w:space="0" w:color="B0C8E0"/>
+              <w:right w:val="single" w:sz="4" w:space="0" w:color="B0C8E0"/>
+            </w:tcBorders>
+          </w:tcPr>
+          <w:p>
+            <w:pPr>
+              <w:jc w:val="center"/>
+            </w:pPr>
+            <w:r/>
+            <w:r>
+              <w:rPr>
+                <w:rFonts w:ascii="맑은 고딕" w:hAnsi="맑은 고딕" w:eastAsia="맑은 고딕" w:cs="맑은 고딕"/>
+                <w:b w:val="0"/>
+                <w:color w:val="2C2114"/>
+                <w:sz w:val="18"/>
+              </w:rPr>
+            </w:r>
+          </w:p>
+        </w:tc>
+        <w:tc>
+          <w:tcPr>
+            <w:tcW w:type="dxa" w:w="4200"/>
+            <w:tcBorders>
+              <w:top w:val="single" w:sz="4" w:space="0" w:color="B0C8E0"/>
+              <w:left w:val="single" w:sz="4" w:space="0" w:color="B0C8E0"/>
+              <w:bottom w:val="single" w:sz="4" w:space="0" w:color="B0C8E0"/>
+              <w:right w:val="single" w:sz="4" w:space="0" w:color="B0C8E0"/>
+            </w:tcBorders>
+          </w:tcPr>
+          <w:p>
+            <w:pPr>
+              <w:jc w:val="center"/>
+            </w:pPr>
+            <w:r/>
+            <w:r>
+              <w:rPr>
+                <w:rFonts w:ascii="맑은 고딕" w:hAnsi="맑은 고딕" w:eastAsia="맑은 고딕" w:cs="맑은 고딕"/>
+                <w:b w:val="0"/>
+                <w:color w:val="2C2114"/>
+                <w:sz w:val="18"/>
+              </w:rPr>
+            </w:r>
+          </w:p>
+        </w:tc>
+        <w:tc>
+          <w:tcPr>
+            <w:tcW w:type="dxa" w:w="1700"/>
+            <w:tcBorders>
+              <w:top w:val="single" w:sz="4" w:space="0" w:color="B0C8E0"/>
+              <w:left w:val="single" w:sz="4" w:space="0" w:color="B0C8E0"/>
+              <w:bottom w:val="single" w:sz="4" w:space="0" w:color="B0C8E0"/>
+              <w:right w:val="single" w:sz="4" w:space="0" w:color="B0C8E0"/>
+            </w:tcBorders>
+          </w:tcPr>
+          <w:p>
+            <w:pPr>
+              <w:jc w:val="center"/>
+            </w:pPr>
+            <w:r/>
+            <w:r>
+              <w:rPr>
+                <w:rFonts w:ascii="맑은 고딕" w:hAnsi="맑은 고딕" w:eastAsia="맑은 고딕" w:cs="맑은 고딕"/>
+                <w:b w:val="0"/>
+                <w:color w:val="2C2114"/>
+                <w:sz w:val="18"/>
+              </w:rPr>
+            </w:r>
+          </w:p>
+        </w:tc>
+        <w:tc>
+          <w:tcPr>
+            <w:tcW w:type="dxa" w:w="1700"/>
+            <w:tcBorders>
+              <w:top w:val="single" w:sz="4" w:space="0" w:color="B0C8E0"/>
+              <w:left w:val="single" w:sz="4" w:space="0" w:color="B0C8E0"/>
+              <w:bottom w:val="single" w:sz="4" w:space="0" w:color="B0C8E0"/>
+              <w:right w:val="single" w:sz="4" w:space="0" w:color="B0C8E0"/>
+            </w:tcBorders>
+          </w:tcPr>
+          <w:p>
+            <w:pPr>
+              <w:jc w:val="center"/>
+            </w:pPr>
+            <w:r/>
+            <w:r>
+              <w:rPr>
+                <w:rFonts w:ascii="맑은 고딕" w:hAnsi="맑은 고딕" w:eastAsia="맑은 고딕" w:cs="맑은 고딕"/>
+                <w:b w:val="0"/>
+                <w:color w:val="2C2114"/>
+                <w:sz w:val="18"/>
+              </w:rPr>
+            </w:r>
+          </w:p>
+        </w:tc>
+      </w:tr>
+      <w:tr>
+        <w:tc>
+          <w:tcPr>
+            <w:tcW w:type="dxa" w:w="1100"/>
+            <w:tcBorders>
+              <w:top w:val="single" w:sz="4" w:space="0" w:color="B0C8E0"/>
+              <w:left w:val="single" w:sz="4" w:space="0" w:color="B0C8E0"/>
+              <w:bottom w:val="single" w:sz="4" w:space="0" w:color="B0C8E0"/>
+              <w:right w:val="single" w:sz="4" w:space="0" w:color="B0C8E0"/>
+            </w:tcBorders>
+          </w:tcPr>
+          <w:p>
+            <w:pPr>
+              <w:jc w:val="center"/>
+            </w:pPr>
+            <w:r/>
+            <w:r>
+              <w:rPr>
+                <w:rFonts w:ascii="맑은 고딕" w:hAnsi="맑은 고딕" w:eastAsia="맑은 고딕" w:cs="맑은 고딕"/>
+                <w:b w:val="0"/>
+                <w:color w:val="2C2114"/>
+                <w:sz w:val="18"/>
+              </w:rPr>
+            </w:r>
+          </w:p>
+        </w:tc>
+        <w:tc>
+          <w:tcPr>
+            <w:tcW w:type="dxa" w:w="1700"/>
+            <w:tcBorders>
+              <w:top w:val="single" w:sz="4" w:space="0" w:color="B0C8E0"/>
+              <w:left w:val="single" w:sz="4" w:space="0" w:color="B0C8E0"/>
+              <w:bottom w:val="single" w:sz="4" w:space="0" w:color="B0C8E0"/>
+              <w:right w:val="single" w:sz="4" w:space="0" w:color="B0C8E0"/>
+            </w:tcBorders>
+          </w:tcPr>
+          <w:p>
+            <w:pPr>
+              <w:jc w:val="center"/>
+            </w:pPr>
+            <w:r/>
+            <w:r>
+              <w:rPr>
+                <w:rFonts w:ascii="맑은 고딕" w:hAnsi="맑은 고딕" w:eastAsia="맑은 고딕" w:cs="맑은 고딕"/>
+                <w:b w:val="0"/>
+                <w:color w:val="2C2114"/>
+                <w:sz w:val="18"/>
+              </w:rPr>
+            </w:r>
+          </w:p>
+        </w:tc>
+        <w:tc>
+          <w:tcPr>
+            <w:tcW w:type="dxa" w:w="4200"/>
+            <w:tcBorders>
+              <w:top w:val="single" w:sz="4" w:space="0" w:color="B0C8E0"/>
+              <w:left w:val="single" w:sz="4" w:space="0" w:color="B0C8E0"/>
+              <w:bottom w:val="single" w:sz="4" w:space="0" w:color="B0C8E0"/>
+              <w:right w:val="single" w:sz="4" w:space="0" w:color="B0C8E0"/>
+            </w:tcBorders>
+          </w:tcPr>
+          <w:p>
+            <w:pPr>
+              <w:jc w:val="center"/>
+            </w:pPr>
+            <w:r/>
+            <w:r>
+              <w:rPr>
+                <w:rFonts w:ascii="맑은 고딕" w:hAnsi="맑은 고딕" w:eastAsia="맑은 고딕" w:cs="맑은 고딕"/>
+                <w:b w:val="0"/>
+                <w:color w:val="2C2114"/>
+                <w:sz w:val="18"/>
+              </w:rPr>
+            </w:r>
+          </w:p>
+        </w:tc>
+        <w:tc>
+          <w:tcPr>
+            <w:tcW w:type="dxa" w:w="1700"/>
+            <w:tcBorders>
+              <w:top w:val="single" w:sz="4" w:space="0" w:color="B0C8E0"/>
+              <w:left w:val="single" w:sz="4" w:space="0" w:color="B0C8E0"/>
+              <w:bottom w:val="single" w:sz="4" w:space="0" w:color="B0C8E0"/>
+              <w:right w:val="single" w:sz="4" w:space="0" w:color="B0C8E0"/>
+            </w:tcBorders>
+          </w:tcPr>
+          <w:p>
+            <w:pPr>
+              <w:jc w:val="center"/>
+            </w:pPr>
+            <w:r/>
+            <w:r>
+              <w:rPr>
+                <w:rFonts w:ascii="맑은 고딕" w:hAnsi="맑은 고딕" w:eastAsia="맑은 고딕" w:cs="맑은 고딕"/>
+                <w:b w:val="0"/>
+                <w:color w:val="2C2114"/>
+                <w:sz w:val="18"/>
+              </w:rPr>
+            </w:r>
+          </w:p>
+        </w:tc>
+        <w:tc>
+          <w:tcPr>
+            <w:tcW w:type="dxa" w:w="1700"/>
+            <w:tcBorders>
+              <w:top w:val="single" w:sz="4" w:space="0" w:color="B0C8E0"/>
+              <w:left w:val="single" w:sz="4" w:space="0" w:color="B0C8E0"/>
+              <w:bottom w:val="single" w:sz="4" w:space="0" w:color="B0C8E0"/>
+              <w:right w:val="single" w:sz="4" w:space="0" w:color="B0C8E0"/>
+            </w:tcBorders>
+          </w:tcPr>
+          <w:p>
+            <w:pPr>
+              <w:jc w:val="center"/>
+            </w:pPr>
+            <w:r/>
+            <w:r>
+              <w:rPr>
+                <w:rFonts w:ascii="맑은 고딕" w:hAnsi="맑은 고딕" w:eastAsia="맑은 고딕" w:cs="맑은 고딕"/>
+                <w:b w:val="0"/>
+                <w:color w:val="2C2114"/>
+                <w:sz w:val="18"/>
+              </w:rPr>
+            </w:r>
+          </w:p>
+        </w:tc>
+      </w:tr>
+      <w:tr>
+        <w:tc>
+          <w:tcPr>
+            <w:tcW w:type="dxa" w:w="1100"/>
+            <w:tcBorders>
+              <w:top w:val="single" w:sz="4" w:space="0" w:color="B0C8E0"/>
+              <w:left w:val="single" w:sz="4" w:space="0" w:color="B0C8E0"/>
+              <w:bottom w:val="single" w:sz="4" w:space="0" w:color="B0C8E0"/>
+              <w:right w:val="single" w:sz="4" w:space="0" w:color="B0C8E0"/>
+            </w:tcBorders>
+          </w:tcPr>
+          <w:p>
+            <w:pPr>
+              <w:jc w:val="center"/>
+            </w:pPr>
+            <w:r/>
+            <w:r>
+              <w:rPr>
+                <w:rFonts w:ascii="맑은 고딕" w:hAnsi="맑은 고딕" w:eastAsia="맑은 고딕" w:cs="맑은 고딕"/>
+                <w:b w:val="0"/>
+                <w:color w:val="2C2114"/>
+                <w:sz w:val="18"/>
+              </w:rPr>
+            </w:r>
+          </w:p>
+        </w:tc>
+        <w:tc>
+          <w:tcPr>
+            <w:tcW w:type="dxa" w:w="1700"/>
+            <w:tcBorders>
+              <w:top w:val="single" w:sz="4" w:space="0" w:color="B0C8E0"/>
+              <w:left w:val="single" w:sz="4" w:space="0" w:color="B0C8E0"/>
+              <w:bottom w:val="single" w:sz="4" w:space="0" w:color="B0C8E0"/>
+              <w:right w:val="single" w:sz="4" w:space="0" w:color="B0C8E0"/>
+            </w:tcBorders>
+          </w:tcPr>
+          <w:p>
+            <w:pPr>
+              <w:jc w:val="center"/>
+            </w:pPr>
+            <w:r/>
+            <w:r>
+              <w:rPr>
+                <w:rFonts w:ascii="맑은 고딕" w:hAnsi="맑은 고딕" w:eastAsia="맑은 고딕" w:cs="맑은 고딕"/>
+                <w:b w:val="0"/>
+                <w:color w:val="2C2114"/>
+                <w:sz w:val="18"/>
+              </w:rPr>
+            </w:r>
+          </w:p>
+        </w:tc>
+        <w:tc>
+          <w:tcPr>
+            <w:tcW w:type="dxa" w:w="4200"/>
+            <w:tcBorders>
+              <w:top w:val="single" w:sz="4" w:space="0" w:color="B0C8E0"/>
+              <w:left w:val="single" w:sz="4" w:space="0" w:color="B0C8E0"/>
+              <w:bottom w:val="single" w:sz="4" w:space="0" w:color="B0C8E0"/>
+              <w:right w:val="single" w:sz="4" w:space="0" w:color="B0C8E0"/>
+            </w:tcBorders>
+          </w:tcPr>
+          <w:p>
+            <w:pPr>
+              <w:jc w:val="center"/>
+            </w:pPr>
+            <w:r/>
+            <w:r>
+              <w:rPr>
+                <w:rFonts w:ascii="맑은 고딕" w:hAnsi="맑은 고딕" w:eastAsia="맑은 고딕" w:cs="맑은 고딕"/>
+                <w:b w:val="0"/>
+                <w:color w:val="2C2114"/>
+                <w:sz w:val="18"/>
+              </w:rPr>
+            </w:r>
+          </w:p>
+        </w:tc>
+        <w:tc>
+          <w:tcPr>
+            <w:tcW w:type="dxa" w:w="1700"/>
+            <w:tcBorders>
+              <w:top w:val="single" w:sz="4" w:space="0" w:color="B0C8E0"/>
+              <w:left w:val="single" w:sz="4" w:space="0" w:color="B0C8E0"/>
+              <w:bottom w:val="single" w:sz="4" w:space="0" w:color="B0C8E0"/>
+              <w:right w:val="single" w:sz="4" w:space="0" w:color="B0C8E0"/>
+            </w:tcBorders>
+          </w:tcPr>
+          <w:p>
+            <w:pPr>
+              <w:jc w:val="center"/>
+            </w:pPr>
+            <w:r/>
+            <w:r>
+              <w:rPr>
+                <w:rFonts w:ascii="맑은 고딕" w:hAnsi="맑은 고딕" w:eastAsia="맑은 고딕" w:cs="맑은 고딕"/>
+                <w:b w:val="0"/>
+                <w:color w:val="2C2114"/>
+                <w:sz w:val="18"/>
+              </w:rPr>
+            </w:r>
+          </w:p>
+        </w:tc>
+        <w:tc>
+          <w:tcPr>
+            <w:tcW w:type="dxa" w:w="1700"/>
+            <w:tcBorders>
+              <w:top w:val="single" w:sz="4" w:space="0" w:color="B0C8E0"/>
+              <w:left w:val="single" w:sz="4" w:space="0" w:color="B0C8E0"/>
+              <w:bottom w:val="single" w:sz="4" w:space="0" w:color="B0C8E0"/>
+              <w:right w:val="single" w:sz="4" w:space="0" w:color="B0C8E0"/>
+            </w:tcBorders>
+          </w:tcPr>
+          <w:p>
+            <w:pPr>
+              <w:jc w:val="center"/>
+            </w:pPr>
+            <w:r/>
+            <w:r>
+              <w:rPr>
+                <w:rFonts w:ascii="맑은 고딕" w:hAnsi="맑은 고딕" w:eastAsia="맑은 고딕" w:cs="맑은 고딕"/>
+                <w:b w:val="0"/>
+                <w:color w:val="2C2114"/>
+                <w:sz w:val="18"/>
+              </w:rPr>
             </w:r>
           </w:p>
         </w:tc>
@@ -7994,9 +9203,6 @@
 <w:ftr xmlns:wpc="http://schemas.microsoft.com/office/word/2010/wordprocessingCanvas" xmlns:mc="http://schemas.openxmlformats.org/markup-compatibility/2006" xmlns:o="urn:schemas-microsoft-com:office:office" xmlns:r="http://schemas.openxmlformats.org/officeDocument/2006/relationships" xmlns:m="http://schemas.openxmlformats.org/officeDocument/2006/math" xmlns:v="urn:schemas-microsoft-com:vml" xmlns:wp14="http://schemas.microsoft.com/office/word/2010/wordprocessingDrawing" xmlns:wp="http://schemas.openxmlformats.org/drawingml/2006/wordprocessingDrawing" xmlns:w10="urn:schemas-microsoft-com:office:word" xmlns:w="http://schemas.openxmlformats.org/wordprocessingml/2006/main" xmlns:w14="http://schemas.microsoft.com/office/word/2010/wordml" xmlns:w15="http://schemas.microsoft.com/office/word/2012/wordml" xmlns:wpg="http://schemas.microsoft.com/office/word/2010/wordprocessingGroup" xmlns:wpi="http://schemas.microsoft.com/office/word/2010/wordprocessingInk" xmlns:wne="http://schemas.microsoft.com/office/word/2006/wordml" xmlns:wps="http://schemas.microsoft.com/office/word/2010/wordprocessingShape">
   <w:p>
     <w:pPr>
-      <w:pBdr>
-        <w:top w:val="single" w:color="B0C8E0" w:sz="4"/>
-      </w:pBdr>
       <w:spacing w:after="0" w:before="80"/>
     </w:pPr>
     <w:r>
@@ -8053,9 +9259,6 @@
 <w:hdr xmlns:wpc="http://schemas.microsoft.com/office/word/2010/wordprocessingCanvas" xmlns:mc="http://schemas.openxmlformats.org/markup-compatibility/2006" xmlns:o="urn:schemas-microsoft-com:office:office" xmlns:r="http://schemas.openxmlformats.org/officeDocument/2006/relationships" xmlns:m="http://schemas.openxmlformats.org/officeDocument/2006/math" xmlns:v="urn:schemas-microsoft-com:vml" xmlns:wp14="http://schemas.microsoft.com/office/word/2010/wordprocessingDrawing" xmlns:wp="http://schemas.openxmlformats.org/drawingml/2006/wordprocessingDrawing" xmlns:w10="urn:schemas-microsoft-com:office:word" xmlns:w="http://schemas.openxmlformats.org/wordprocessingml/2006/main" xmlns:w14="http://schemas.microsoft.com/office/word/2010/wordml" xmlns:w15="http://schemas.microsoft.com/office/word/2012/wordml" xmlns:wpg="http://schemas.microsoft.com/office/word/2010/wordprocessingGroup" xmlns:wpi="http://schemas.microsoft.com/office/word/2010/wordprocessingInk" xmlns:wne="http://schemas.microsoft.com/office/word/2006/wordml" xmlns:wps="http://schemas.microsoft.com/office/word/2010/wordprocessingShape" xmlns:cx="http://schemas.microsoft.com/office/drawing/2014/chartex" xmlns:cx1="http://schemas.microsoft.com/office/drawing/2015/9/8/chartex" xmlns:cx2="http://schemas.microsoft.com/office/drawing/2015/10/21/chartex" xmlns:cx3="http://schemas.microsoft.com/office/drawing/2016/5/9/chartex" xmlns:cx4="http://schemas.microsoft.com/office/drawing/2016/5/10/chartex" xmlns:cx5="http://schemas.microsoft.com/office/drawing/2016/5/11/chartex" xmlns:cx6="http://schemas.microsoft.com/office/drawing/2016/5/12/chartex" xmlns:cx7="http://schemas.microsoft.com/office/drawing/2016/5/13/chartex" xmlns:cx8="http://schemas.microsoft.com/office/drawing/2016/5/14/chartex" xmlns:w16cid="http://schemas.microsoft.com/office/word/2016/wordml/cid" xmlns:w16se="http://schemas.microsoft.com/office/word/2015/wordml/symex">
   <w:p>
     <w:pPr>
-      <w:pBdr>
-        <w:bottom w:val="single" w:color="C8714A" w:sz="4"/>
-      </w:pBdr>
       <w:spacing w:after="80" w:before="0"/>
     </w:pPr>
     <w:r>

--- a/DB/새가족부/NEW_새가족부매뉴얼_201-203_사랑과평안의교회.docx
+++ b/DB/새가족부/NEW_새가족부매뉴얼_201-203_사랑과평안의교회.docx
@@ -671,7 +671,7 @@
                 <w:b w:val="0"/>
                 <w:sz w:val="20"/>
               </w:rPr>
-              <w:t>환영선물 3,000원</w:t>
+              <w:t>환영선물(장미꽃 한 송이) 3,000원</w:t>
             </w:r>
           </w:p>
         </w:tc>
@@ -1164,19 +1164,65 @@
     </w:p>
     <w:p>
       <w:pPr>
+        <w:spacing w:before="260" w:after="60"/>
+        <w:ind w:left="180"/>
+      </w:pPr>
+      <w:r>
+        <w:rPr>
+          <w:rFonts w:ascii="맑은 고딕" w:hAnsi="맑은 고딕" w:eastAsia="맑은 고딕"/>
+          <w:b/>
+          <w:color w:val="1A3A5C"/>
+          <w:sz w:val="21"/>
+        </w:rPr>
+        <w:t>제 3 조 (새가족 맞이 준비)</w:t>
+      </w:r>
+    </w:p>
+    <w:p>
+      <w:pPr>
+        <w:spacing w:before="40" w:after="44"/>
+        <w:ind w:left="360" w:hanging="360"/>
+        <w:jc w:val="both"/>
+      </w:pPr>
+      <w:r>
+        <w:rPr>
+          <w:rFonts w:ascii="맑은 고딕" w:hAnsi="맑은 고딕" w:eastAsia="맑은 고딕"/>
+          <w:b w:val="0"/>
+          <w:color w:val="1A1A1A"/>
+          <w:sz w:val="20"/>
+        </w:rPr>
+        <w:t>① 새로운 새가족의 방문이 예정된 경우, 새가족부장은 방문 예정인 새가족의 연령대 등 관련 정보를 임원진에게 공유한다.</w:t>
+      </w:r>
+    </w:p>
+    <w:p>
+      <w:pPr>
+        <w:spacing w:before="40" w:after="44"/>
+        <w:ind w:left="360" w:hanging="360"/>
+        <w:jc w:val="both"/>
+      </w:pPr>
+      <w:r>
+        <w:rPr>
+          <w:rFonts w:ascii="맑은 고딕" w:hAnsi="맑은 고딕" w:eastAsia="맑은 고딕"/>
+          <w:b w:val="0"/>
+          <w:color w:val="1A1A1A"/>
+          <w:sz w:val="20"/>
+        </w:rPr>
+        <w:t>② 차량을 이용하여 방문하는 경우, 예배부에 주차 자리 협조를 구한다.</w:t>
+      </w:r>
+    </w:p>
+    <w:p/>
+    <w:p>
+      <w:pPr>
         <w:spacing w:after="60" w:before="260"/>
         <w:ind w:left="180"/>
       </w:pPr>
       <w:r>
         <w:rPr>
-          <w:rFonts w:ascii="맑은 고딕" w:cs="맑은 고딕" w:eastAsia="맑은 고딕" w:hAnsi="맑은 고딕"/>
+          <w:rFonts w:ascii="맑은 고딕" w:hAnsi="맑은 고딕" w:eastAsia="맑은 고딕"/>
           <w:b/>
-          <w:bCs/>
           <w:color w:val="1A3A5C"/>
           <w:sz w:val="21"/>
-          <w:szCs w:val="21"/>
-        </w:rPr>
-        <w:t xml:space="preserve">제 3 조 (방문자 카드 수령)</w:t>
+        </w:rPr>
+        <w:t>제 4 조 (방문자 카드 수령)</w:t>
       </w:r>
     </w:p>
     <w:p>
@@ -1229,6 +1275,38 @@
     </w:p>
     <w:p>
       <w:pPr>
+        <w:spacing w:before="40" w:after="44"/>
+        <w:ind w:left="360" w:hanging="360"/>
+        <w:jc w:val="both"/>
+      </w:pPr>
+      <w:r>
+        <w:rPr>
+          <w:rFonts w:ascii="맑은 고딕" w:hAnsi="맑은 고딕" w:eastAsia="맑은 고딕"/>
+          <w:b w:val="0"/>
+          <w:color w:val="1A1A1A"/>
+          <w:sz w:val="20"/>
+        </w:rPr>
+        <w:t>④ 방문자 카드 작성 시 예배 광고 시간 소개 가능 여부를 함께 확인한다.</w:t>
+      </w:r>
+    </w:p>
+    <w:p>
+      <w:pPr>
+        <w:spacing w:before="40" w:after="44"/>
+        <w:ind w:left="360" w:hanging="360"/>
+        <w:jc w:val="both"/>
+      </w:pPr>
+      <w:r>
+        <w:rPr>
+          <w:rFonts w:ascii="맑은 고딕" w:hAnsi="맑은 고딕" w:eastAsia="맑은 고딕"/>
+          <w:b w:val="0"/>
+          <w:color w:val="1A1A1A"/>
+          <w:sz w:val="20"/>
+        </w:rPr>
+        <w:t>⑤ 작성된 방문자 카드는 헌금위원을 통해 담임목사님께 전달하며, 접수된 내용은 교회 행정전산 시스템(JESUSON)에 등록한다.</w:t>
+      </w:r>
+    </w:p>
+    <w:p>
+      <w:pPr>
         <w:spacing w:after="40" w:before="0"/>
       </w:pPr>
       <w:r>
@@ -1248,14 +1326,28 @@
       </w:pPr>
       <w:r>
         <w:rPr>
-          <w:rFonts w:ascii="맑은 고딕" w:cs="맑은 고딕" w:eastAsia="맑은 고딕" w:hAnsi="맑은 고딕"/>
+          <w:rFonts w:ascii="맑은 고딕" w:hAnsi="맑은 고딕" w:eastAsia="맑은 고딕"/>
           <w:b/>
-          <w:bCs/>
           <w:color w:val="1A3A5C"/>
           <w:sz w:val="21"/>
-          <w:szCs w:val="21"/>
-        </w:rPr>
-        <w:t xml:space="preserve">제 4 조 (예배 후 환영)</w:t>
+        </w:rPr>
+        <w:t>제 5 조 (예배 후 환영)</w:t>
+      </w:r>
+    </w:p>
+    <w:p>
+      <w:pPr>
+        <w:spacing w:before="40" w:after="44"/>
+        <w:ind w:left="360" w:hanging="360"/>
+        <w:jc w:val="both"/>
+      </w:pPr>
+      <w:r>
+        <w:rPr>
+          <w:rFonts w:ascii="맑은 고딕" w:hAnsi="맑은 고딕" w:eastAsia="맑은 고딕"/>
+          <w:b w:val="0"/>
+          <w:color w:val="1A1A1A"/>
+          <w:sz w:val="20"/>
+        </w:rPr>
+        <w:t>① 새가족부 담당 위원은 주일 예배 축도 시 본당 뒤편으로 이동하여 새가족의 방문 여부와 위치를 파악한다.</w:t>
       </w:r>
     </w:p>
     <w:p>
@@ -1266,12 +1358,12 @@
       </w:pPr>
       <w:r>
         <w:rPr>
-          <w:rFonts w:ascii="맑은 고딕" w:cs="맑은 고딕" w:eastAsia="맑은 고딕" w:hAnsi="맑은 고딕"/>
-          <w:color w:val="1A1A1A"/>
-          <w:sz w:val="20"/>
-          <w:szCs w:val="20"/>
-        </w:rPr>
-        <w:t xml:space="preserve">① 새가족부 담당 위원(2인 이상)은 예배 후 방문자를 찾아 따뜻하게 인사한다.</w:t>
+          <w:rFonts w:ascii="맑은 고딕" w:hAnsi="맑은 고딕" w:eastAsia="맑은 고딕"/>
+          <w:b w:val="0"/>
+          <w:color w:val="1A1A1A"/>
+          <w:sz w:val="20"/>
+        </w:rPr>
+        <w:t>② 축도 후 새가족부 담당 위원(2인 이상)은 새가족에게 먼저 다가가 인사하고 안부를 물으며 따뜻하게 교제를 나눈다.</w:t>
       </w:r>
     </w:p>
     <w:p>
@@ -1282,12 +1374,12 @@
       </w:pPr>
       <w:r>
         <w:rPr>
-          <w:rFonts w:ascii="맑은 고딕" w:cs="맑은 고딕" w:eastAsia="맑은 고딕" w:hAnsi="맑은 고딕"/>
-          <w:color w:val="1A1A1A"/>
-          <w:sz w:val="20"/>
-          <w:szCs w:val="20"/>
-        </w:rPr>
-        <w:t xml:space="preserve">② 환영 시 다음 각 호를 전달한다.</w:t>
+          <w:rFonts w:ascii="맑은 고딕" w:hAnsi="맑은 고딕" w:eastAsia="맑은 고딕"/>
+          <w:b w:val="0"/>
+          <w:color w:val="1A1A1A"/>
+          <w:sz w:val="20"/>
+        </w:rPr>
+        <w:t>③ 환영 시 다음 각 호를 전달한다.</w:t>
       </w:r>
     </w:p>
     <w:p>
@@ -1362,12 +1454,12 @@
       </w:pPr>
       <w:r>
         <w:rPr>
-          <w:rFonts w:ascii="맑은 고딕" w:cs="맑은 고딕" w:eastAsia="맑은 고딕" w:hAnsi="맑은 고딕"/>
-          <w:color w:val="1A1A1A"/>
-          <w:sz w:val="20"/>
-          <w:szCs w:val="20"/>
-        </w:rPr>
-        <w:t xml:space="preserve">③ 어린 자녀를 동반한 가족에게는 교육부 담당자와의 연결도 함께 안내한다.</w:t>
+          <w:rFonts w:ascii="맑은 고딕" w:hAnsi="맑은 고딕" w:eastAsia="맑은 고딕"/>
+          <w:b w:val="0"/>
+          <w:color w:val="1A1A1A"/>
+          <w:sz w:val="20"/>
+        </w:rPr>
+        <w:t>④ 어린 자녀를 동반한 가족에게는 교육부 담당자와의 연결도 함께 안내한다.</w:t>
       </w:r>
     </w:p>
     <w:p>
@@ -1391,14 +1483,12 @@
       </w:pPr>
       <w:r>
         <w:rPr>
-          <w:rFonts w:ascii="맑은 고딕" w:cs="맑은 고딕" w:eastAsia="맑은 고딕" w:hAnsi="맑은 고딕"/>
+          <w:rFonts w:ascii="맑은 고딕" w:hAnsi="맑은 고딕" w:eastAsia="맑은 고딕"/>
           <w:b/>
-          <w:bCs/>
           <w:color w:val="1A3A5C"/>
           <w:sz w:val="21"/>
-          <w:szCs w:val="21"/>
-        </w:rPr>
-        <w:t xml:space="preserve">제 5 조 (새가족 환영 키트 구성)</w:t>
+        </w:rPr>
+        <w:t>제 6 조 (새가족 환영 키트 구성)</w:t>
       </w:r>
     </w:p>
     <w:p>
@@ -1983,7 +2073,7 @@
                 <w:sz w:val="16"/>
                 <w:szCs w:val="16"/>
               </w:rPr>
-              <w:t xml:space="preserve">주보 및 교회 달력</w:t>
+              <w:t>환영 선물(장미꽃 한 송이)</w:t>
             </w:r>
           </w:p>
         </w:tc>
@@ -2017,7 +2107,7 @@
                 <w:sz w:val="16"/>
                 <w:szCs w:val="16"/>
               </w:rPr>
-              <w:t xml:space="preserve">해당 주 주보 + 연간 행사 달력</w:t>
+              <w:t>소개 시간 또는 예배 축도 후 전달 (1인 3,000원)</w:t>
             </w:r>
           </w:p>
         </w:tc>
@@ -2051,6 +2141,110 @@
                 <w:sz w:val="16"/>
                 <w:szCs w:val="16"/>
               </w:rPr>
+              <w:t>새가족부</w:t>
+            </w:r>
+          </w:p>
+        </w:tc>
+      </w:tr>
+      <w:tr>
+        <w:tc>
+          <w:tcPr>
+            <w:tcW w:type="dxa" w:w="2000"/>
+            <w:tcBorders>
+              <w:top w:val="single" w:color="B0C8E0" w:sz="4"/>
+              <w:left w:val="single" w:color="B0C8E0" w:sz="4"/>
+              <w:bottom w:val="single" w:color="B0C8E0" w:sz="4"/>
+              <w:right w:val="single" w:color="B0C8E0" w:sz="4"/>
+            </w:tcBorders>
+            <w:shd w:fill="FFFFFF" w:val="clear"/>
+            <w:tcMar>
+              <w:top w:type="dxa" w:w="70"/>
+              <w:left w:type="dxa" w:w="100"/>
+              <w:bottom w:type="dxa" w:w="70"/>
+              <w:right w:type="dxa" w:w="80"/>
+            </w:tcMar>
+          </w:tcPr>
+          <w:p>
+            <w:pPr>
+              <w:jc w:val="left"/>
+            </w:pPr>
+            <w:r>
+              <w:rPr>
+                <w:rFonts w:ascii="맑은 고딕" w:cs="맑은 고딕" w:eastAsia="맑은 고딕" w:hAnsi="맑은 고딕"/>
+                <w:b w:val="false"/>
+                <w:bCs w:val="false"/>
+                <w:color w:val="1A1A1A"/>
+                <w:sz w:val="16"/>
+                <w:szCs w:val="16"/>
+              </w:rPr>
+              <w:t xml:space="preserve">주보 및 교회 달력</w:t>
+            </w:r>
+          </w:p>
+        </w:tc>
+        <w:tc>
+          <w:tcPr>
+            <w:tcW w:type="dxa" w:w="4500"/>
+            <w:tcBorders>
+              <w:top w:val="single" w:color="B0C8E0" w:sz="4"/>
+              <w:left w:val="single" w:color="B0C8E0" w:sz="4"/>
+              <w:bottom w:val="single" w:color="B0C8E0" w:sz="4"/>
+              <w:right w:val="single" w:color="B0C8E0" w:sz="4"/>
+            </w:tcBorders>
+            <w:shd w:fill="FFFFFF" w:val="clear"/>
+            <w:tcMar>
+              <w:top w:type="dxa" w:w="70"/>
+              <w:left w:type="dxa" w:w="100"/>
+              <w:bottom w:type="dxa" w:w="70"/>
+              <w:right w:type="dxa" w:w="80"/>
+            </w:tcMar>
+          </w:tcPr>
+          <w:p>
+            <w:pPr>
+              <w:jc w:val="left"/>
+            </w:pPr>
+            <w:r>
+              <w:rPr>
+                <w:rFonts w:ascii="맑은 고딕" w:cs="맑은 고딕" w:eastAsia="맑은 고딕" w:hAnsi="맑은 고딕"/>
+                <w:b/>
+                <w:bCs/>
+                <w:color w:val="1A3A5C"/>
+                <w:sz w:val="16"/>
+                <w:szCs w:val="16"/>
+              </w:rPr>
+              <w:t xml:space="preserve">해당 주 주보 + 연간 행사 달력</w:t>
+            </w:r>
+          </w:p>
+        </w:tc>
+        <w:tc>
+          <w:tcPr>
+            <w:tcW w:type="dxa" w:w="2570"/>
+            <w:tcBorders>
+              <w:top w:val="single" w:color="B0C8E0" w:sz="4"/>
+              <w:left w:val="single" w:color="B0C8E0" w:sz="4"/>
+              <w:bottom w:val="single" w:color="B0C8E0" w:sz="4"/>
+              <w:right w:val="single" w:color="B0C8E0" w:sz="4"/>
+            </w:tcBorders>
+            <w:shd w:fill="FFFFFF" w:val="clear"/>
+            <w:tcMar>
+              <w:top w:type="dxa" w:w="70"/>
+              <w:left w:type="dxa" w:w="100"/>
+              <w:bottom w:type="dxa" w:w="70"/>
+              <w:right w:type="dxa" w:w="80"/>
+            </w:tcMar>
+          </w:tcPr>
+          <w:p>
+            <w:pPr>
+              <w:jc w:val="left"/>
+            </w:pPr>
+            <w:r>
+              <w:rPr>
+                <w:rFonts w:ascii="맑은 고딕" w:cs="맑은 고딕" w:eastAsia="맑은 고딕" w:hAnsi="맑은 고딕"/>
+                <w:b w:val="false"/>
+                <w:bCs w:val="false"/>
+                <w:color w:val="1A1A1A"/>
+                <w:sz w:val="16"/>
+                <w:szCs w:val="16"/>
+              </w:rPr>
               <w:t xml:space="preserve">예배부</w:t>
             </w:r>
           </w:p>
@@ -2078,14 +2272,12 @@
       </w:pPr>
       <w:r>
         <w:rPr>
-          <w:rFonts w:ascii="맑은 고딕" w:cs="맑은 고딕" w:eastAsia="맑은 고딕" w:hAnsi="맑은 고딕"/>
+          <w:rFonts w:ascii="맑은 고딕" w:hAnsi="맑은 고딕" w:eastAsia="맑은 고딕"/>
           <w:b/>
-          <w:bCs/>
           <w:color w:val="1A3A5C"/>
           <w:sz w:val="21"/>
-          <w:szCs w:val="21"/>
-        </w:rPr>
-        <w:t xml:space="preserve">제 6 조 (첫 방문 후 연락)</w:t>
+        </w:rPr>
+        <w:t>제 7 조 (첫 방문 후 연락)</w:t>
       </w:r>
     </w:p>
     <w:p>
@@ -2157,14 +2349,12 @@
       </w:pPr>
       <w:r>
         <w:rPr>
-          <w:rFonts w:ascii="맑은 고딕" w:cs="맑은 고딕" w:eastAsia="맑은 고딕" w:hAnsi="맑은 고딕"/>
+          <w:rFonts w:ascii="맑은 고딕" w:hAnsi="맑은 고딕" w:eastAsia="맑은 고딕"/>
           <w:b/>
-          <w:bCs/>
           <w:color w:val="1A3A5C"/>
           <w:sz w:val="21"/>
-          <w:szCs w:val="21"/>
-        </w:rPr>
-        <w:t xml:space="preserve">제 7 조 (새가족 등록 신청)</w:t>
+        </w:rPr>
+        <w:t>제 8 조 (새가족 등록 신청)</w:t>
       </w:r>
     </w:p>
     <w:p>
@@ -2220,14 +2410,12 @@
       </w:pPr>
       <w:r>
         <w:rPr>
-          <w:rFonts w:ascii="맑은 고딕" w:cs="맑은 고딕" w:eastAsia="맑은 고딕" w:hAnsi="맑은 고딕"/>
+          <w:rFonts w:ascii="맑은 고딕" w:hAnsi="맑은 고딕" w:eastAsia="맑은 고딕"/>
           <w:b/>
-          <w:bCs/>
           <w:color w:val="1A3A5C"/>
           <w:sz w:val="21"/>
-          <w:szCs w:val="21"/>
-        </w:rPr>
-        <w:t xml:space="preserve">제 8 조 (주일 예배 새가족 소개)</w:t>
+        </w:rPr>
+        <w:t>제 9 조 (주일 예배 새가족 소개)</w:t>
       </w:r>
     </w:p>
     <w:p>
@@ -2299,14 +2487,12 @@
       </w:pPr>
       <w:r>
         <w:rPr>
-          <w:rFonts w:ascii="맑은 고딕" w:cs="맑은 고딕" w:eastAsia="맑은 고딕" w:hAnsi="맑은 고딕"/>
+          <w:rFonts w:ascii="맑은 고딕" w:hAnsi="맑은 고딕" w:eastAsia="맑은 고딕"/>
           <w:b/>
-          <w:bCs/>
           <w:color w:val="1A3A5C"/>
           <w:sz w:val="21"/>
-          <w:szCs w:val="21"/>
-        </w:rPr>
-        <w:t xml:space="preserve">제 9 조 (새가족 담당 위원 편성)</w:t>
+        </w:rPr>
+        <w:t>제 10 조 (새가족 담당 위원 편성)</w:t>
       </w:r>
     </w:p>
     <w:p>
@@ -2362,14 +2548,12 @@
       </w:pPr>
       <w:r>
         <w:rPr>
-          <w:rFonts w:ascii="맑은 고딕" w:cs="맑은 고딕" w:eastAsia="맑은 고딕" w:hAnsi="맑은 고딕"/>
+          <w:rFonts w:ascii="맑은 고딕" w:hAnsi="맑은 고딕" w:eastAsia="맑은 고딕"/>
           <w:b/>
-          <w:bCs/>
           <w:color w:val="1A3A5C"/>
           <w:sz w:val="21"/>
-          <w:szCs w:val="21"/>
-        </w:rPr>
-        <w:t xml:space="preserve">제 10 조 (담당 위원의 역할)</w:t>
+        </w:rPr>
+        <w:t>제 11 조 (담당 위원의 역할)</w:t>
       </w:r>
     </w:p>
     <w:p>
@@ -2444,12 +2628,12 @@
       </w:pPr>
       <w:r>
         <w:rPr>
-          <w:rFonts w:ascii="맑은 고딕" w:cs="맑은 고딕" w:eastAsia="맑은 고딕" w:hAnsi="맑은 고딕"/>
-          <w:color w:val="1A1A1A"/>
-          <w:sz w:val="20"/>
-          <w:szCs w:val="20"/>
-        </w:rPr>
-        <w:t xml:space="preserve">4. 월 1회 이상 안부 연락</w:t>
+          <w:rFonts w:ascii="맑은 고딕" w:hAnsi="맑은 고딕" w:eastAsia="맑은 고딕"/>
+          <w:b w:val="0"/>
+          <w:color w:val="1A1A1A"/>
+          <w:sz w:val="20"/>
+        </w:rPr>
+        <w:t>4. 문자·카카오톡·전화 등을 통한 주중 정기 안부 연락 (월 1회 이상)</w:t>
       </w:r>
     </w:p>
     <w:p>
@@ -2489,14 +2673,12 @@
       </w:pPr>
       <w:r>
         <w:rPr>
-          <w:rFonts w:ascii="맑은 고딕" w:cs="맑은 고딕" w:eastAsia="맑은 고딕" w:hAnsi="맑은 고딕"/>
+          <w:rFonts w:ascii="맑은 고딕" w:hAnsi="맑은 고딕" w:eastAsia="맑은 고딕"/>
           <w:b/>
-          <w:bCs/>
           <w:color w:val="1A3A5C"/>
           <w:sz w:val="21"/>
-          <w:szCs w:val="21"/>
-        </w:rPr>
-        <w:t xml:space="preserve">제 11 조 (환영 체크리스트)</w:t>
+        </w:rPr>
+        <w:t>제 12 조 (환영 체크리스트)</w:t>
       </w:r>
     </w:p>
     <w:p>
@@ -4983,19 +5165,177 @@
     </w:p>
     <w:p>
       <w:pPr>
+        <w:spacing w:before="260" w:after="60"/>
+        <w:ind w:left="180"/>
+      </w:pPr>
+      <w:r>
+        <w:rPr>
+          <w:rFonts w:ascii="맑은 고딕" w:hAnsi="맑은 고딕" w:eastAsia="맑은 고딕"/>
+          <w:b/>
+          <w:color w:val="1A3A5C"/>
+          <w:sz w:val="21"/>
+        </w:rPr>
+        <w:t>제 13 조 (성경공부 배정 및 진행)</w:t>
+      </w:r>
+    </w:p>
+    <w:p>
+      <w:pPr>
+        <w:spacing w:before="40" w:after="44"/>
+        <w:ind w:left="360" w:hanging="360"/>
+        <w:jc w:val="both"/>
+      </w:pPr>
+      <w:r>
+        <w:rPr>
+          <w:rFonts w:ascii="맑은 고딕" w:hAnsi="맑은 고딕" w:eastAsia="맑은 고딕"/>
+          <w:b w:val="0"/>
+          <w:color w:val="1A1A1A"/>
+          <w:sz w:val="20"/>
+        </w:rPr>
+        <w:t>① 성경공부 진행에 동의한 새가족을 대상으로 성경공부를 진행한다.</w:t>
+      </w:r>
+    </w:p>
+    <w:p>
+      <w:pPr>
+        <w:spacing w:before="40" w:after="44"/>
+        <w:ind w:left="360" w:hanging="360"/>
+        <w:jc w:val="both"/>
+      </w:pPr>
+      <w:r>
+        <w:rPr>
+          <w:rFonts w:ascii="맑은 고딕" w:hAnsi="맑은 고딕" w:eastAsia="맑은 고딕"/>
+          <w:b w:val="0"/>
+          <w:color w:val="1A1A1A"/>
+          <w:sz w:val="20"/>
+        </w:rPr>
+        <w:t>② 소속될 공동체의 목회자, 담임목회자, 새가족부가 논의하여 성경공부 교사를 선정한다.</w:t>
+      </w:r>
+    </w:p>
+    <w:p>
+      <w:pPr>
+        <w:spacing w:before="40" w:after="44"/>
+        <w:ind w:left="360" w:hanging="360"/>
+        <w:jc w:val="both"/>
+      </w:pPr>
+      <w:r>
+        <w:rPr>
+          <w:rFonts w:ascii="맑은 고딕" w:hAnsi="맑은 고딕" w:eastAsia="맑은 고딕"/>
+          <w:b w:val="0"/>
+          <w:color w:val="1A1A1A"/>
+          <w:sz w:val="20"/>
+        </w:rPr>
+        <w:t>③ 선정된 교사와 새가족의 만남을 주선하고, 교사와 새가족의 협의를 통해 성경공부 시간을 확정한다.</w:t>
+      </w:r>
+    </w:p>
+    <w:p>
+      <w:pPr>
+        <w:spacing w:before="40" w:after="44"/>
+        <w:ind w:left="360" w:hanging="360"/>
+        <w:jc w:val="both"/>
+      </w:pPr>
+      <w:r>
+        <w:rPr>
+          <w:rFonts w:ascii="맑은 고딕" w:hAnsi="맑은 고딕" w:eastAsia="맑은 고딕"/>
+          <w:b w:val="0"/>
+          <w:color w:val="1A1A1A"/>
+          <w:sz w:val="20"/>
+        </w:rPr>
+        <w:t>④ 성경공부가 진행되면 교사는 진행 내용을 새가족부에 보고하고, 새가족부는 재직에게 해당 내용을 공유한다.</w:t>
+      </w:r>
+    </w:p>
+    <w:p/>
+    <w:p>
+      <w:pPr>
+        <w:spacing w:before="260" w:after="60"/>
+        <w:ind w:left="180"/>
+      </w:pPr>
+      <w:r>
+        <w:rPr>
+          <w:rFonts w:ascii="맑은 고딕" w:hAnsi="맑은 고딕" w:eastAsia="맑은 고딕"/>
+          <w:b/>
+          <w:color w:val="1A3A5C"/>
+          <w:sz w:val="21"/>
+        </w:rPr>
+        <w:t>제 14 조 (교인 서약식)</w:t>
+      </w:r>
+    </w:p>
+    <w:p>
+      <w:pPr>
+        <w:spacing w:before="40" w:after="44"/>
+        <w:ind w:left="360" w:hanging="360"/>
+        <w:jc w:val="both"/>
+      </w:pPr>
+      <w:r>
+        <w:rPr>
+          <w:rFonts w:ascii="맑은 고딕" w:hAnsi="맑은 고딕" w:eastAsia="맑은 고딕"/>
+          <w:b w:val="0"/>
+          <w:color w:val="1A1A1A"/>
+          <w:sz w:val="20"/>
+        </w:rPr>
+        <w:t>① 교인 등록을 위한 성경공부 과정을 모두 마친 경우, 교인 서약서의 내용을 충분히 설명한 후 서명을 받는다.</w:t>
+      </w:r>
+    </w:p>
+    <w:p>
+      <w:pPr>
+        <w:spacing w:before="40" w:after="44"/>
+        <w:ind w:left="360" w:hanging="360"/>
+        <w:jc w:val="both"/>
+      </w:pPr>
+      <w:r>
+        <w:rPr>
+          <w:rFonts w:ascii="맑은 고딕" w:hAnsi="맑은 고딕" w:eastAsia="맑은 고딕"/>
+          <w:b w:val="0"/>
+          <w:color w:val="1A1A1A"/>
+          <w:sz w:val="20"/>
+        </w:rPr>
+        <w:t>② 담임목회자에게 보고하여 교인서약식 날짜를 정하고, 대상자가 소속될 공동체 회장에게 꽃 준비를 요청한다.</w:t>
+      </w:r>
+    </w:p>
+    <w:p>
+      <w:pPr>
+        <w:spacing w:before="40" w:after="44"/>
+        <w:ind w:left="360" w:hanging="360"/>
+        <w:jc w:val="both"/>
+      </w:pPr>
+      <w:r>
+        <w:rPr>
+          <w:rFonts w:ascii="맑은 고딕" w:hAnsi="맑은 고딕" w:eastAsia="맑은 고딕"/>
+          <w:b w:val="0"/>
+          <w:color w:val="1A1A1A"/>
+          <w:sz w:val="20"/>
+        </w:rPr>
+        <w:t>③ 정해진 절차에 따라 단상 앞에서 교인서약식을 진행하고 등록증서를 수여한다.</w:t>
+      </w:r>
+    </w:p>
+    <w:p>
+      <w:pPr>
+        <w:spacing w:before="40" w:after="44"/>
+        <w:ind w:left="360" w:hanging="360"/>
+        <w:jc w:val="both"/>
+      </w:pPr>
+      <w:r>
+        <w:rPr>
+          <w:rFonts w:ascii="맑은 고딕" w:hAnsi="맑은 고딕" w:eastAsia="맑은 고딕"/>
+          <w:b w:val="0"/>
+          <w:color w:val="1A1A1A"/>
+          <w:sz w:val="20"/>
+        </w:rPr>
+        <w:t>④ 공동체 회장, 성경공부 인도자, 새가족부장이 논의한 후, 공동체 회장이 대상자를 공동체 나눔방(카카오톡)에 초대한다.</w:t>
+      </w:r>
+    </w:p>
+    <w:p/>
+    <w:p>
+      <w:pPr>
         <w:spacing w:after="60" w:before="260"/>
         <w:ind w:left="180"/>
       </w:pPr>
       <w:r>
         <w:rPr>
-          <w:rFonts w:ascii="맑은 고딕" w:cs="맑은 고딕" w:eastAsia="맑은 고딕" w:hAnsi="맑은 고딕"/>
+          <w:rFonts w:ascii="맑은 고딕" w:hAnsi="맑은 고딕" w:eastAsia="맑은 고딕"/>
           <w:b/>
-          <w:bCs/>
           <w:color w:val="1A3A5C"/>
           <w:sz w:val="21"/>
-          <w:szCs w:val="21"/>
-        </w:rPr>
-        <w:t xml:space="preserve">제 13 조 (출석 관리)</w:t>
+        </w:rPr>
+        <w:t>제 15 조 (출석 관리)</w:t>
       </w:r>
     </w:p>
     <w:p>

--- a/DB/새가족부/NEW_새가족부매뉴얼_201-203_사랑과평안의교회.docx
+++ b/DB/새가족부/NEW_새가족부매뉴얼_201-203_사랑과평안의교회.docx
@@ -3382,7 +3382,7 @@
                 <w:sz w:val="18"/>
                 <w:szCs w:val="18"/>
               </w:rPr>
-              <w:t xml:space="preserve">—</w:t>
+              <w:t>말미 [개정 이력] 표 참조</w:t>
             </w:r>
           </w:p>
         </w:tc>
@@ -5175,7 +5175,7 @@
           <w:color w:val="1A3A5C"/>
           <w:sz w:val="21"/>
         </w:rPr>
-        <w:t>제 13 조 (성경공부 배정 및 진행)</w:t>
+        <w:t>제 13 조 (새가족 OT)</w:t>
       </w:r>
     </w:p>
     <w:p>
@@ -5191,7 +5191,7 @@
           <w:color w:val="1A1A1A"/>
           <w:sz w:val="20"/>
         </w:rPr>
-        <w:t>① 성경공부 진행에 동의한 새가족을 대상으로 성경공부를 진행한다.</w:t>
+        <w:t>① 새가족이 지속적으로 방문하며 마음이 열리거나 안정감이 보일 경우 진행한다.</w:t>
       </w:r>
     </w:p>
     <w:p>
@@ -5207,7 +5207,7 @@
           <w:color w:val="1A1A1A"/>
           <w:sz w:val="20"/>
         </w:rPr>
-        <w:t>② 소속될 공동체의 목회자, 담임목회자, 새가족부가 논의하여 성경공부 교사를 선정한다.</w:t>
+        <w:t>② 별도의 공간을 확보하여 본 교회의 목적과 방향, 교인 등록 과정을 안내한다.</w:t>
       </w:r>
     </w:p>
     <w:p>
@@ -5223,26 +5223,9 @@
           <w:color w:val="1A1A1A"/>
           <w:sz w:val="20"/>
         </w:rPr>
-        <w:t>③ 선정된 교사와 새가족의 만남을 주선하고, 교사와 새가족의 협의를 통해 성경공부 시간을 확정한다.</w:t>
-      </w:r>
-    </w:p>
-    <w:p>
-      <w:pPr>
-        <w:spacing w:before="40" w:after="44"/>
-        <w:ind w:left="360" w:hanging="360"/>
-        <w:jc w:val="both"/>
-      </w:pPr>
-      <w:r>
-        <w:rPr>
-          <w:rFonts w:ascii="맑은 고딕" w:hAnsi="맑은 고딕" w:eastAsia="맑은 고딕"/>
-          <w:b w:val="0"/>
-          <w:color w:val="1A1A1A"/>
-          <w:sz w:val="20"/>
-        </w:rPr>
-        <w:t>④ 성경공부가 진행되면 교사는 진행 내용을 새가족부에 보고하고, 새가족부는 재직에게 해당 내용을 공유한다.</w:t>
-      </w:r>
-    </w:p>
-    <w:p/>
+        <w:t>③ 주중 관계성 형성을 위해 새가족 섬김이와 인사를 나누고 해당 내용을 안내한다.</w:t>
+      </w:r>
+    </w:p>
     <w:p>
       <w:pPr>
         <w:spacing w:before="260" w:after="60"/>
@@ -5255,7 +5238,7 @@
           <w:color w:val="1A3A5C"/>
           <w:sz w:val="21"/>
         </w:rPr>
-        <w:t>제 14 조 (교인 서약식)</w:t>
+        <w:t>제 14 조 (성경공부 배정 및 진행)</w:t>
       </w:r>
     </w:p>
     <w:p>
@@ -5271,7 +5254,7 @@
           <w:color w:val="1A1A1A"/>
           <w:sz w:val="20"/>
         </w:rPr>
-        <w:t>① 교인 등록을 위한 성경공부 과정을 모두 마친 경우, 교인 서약서의 내용을 충분히 설명한 후 서명을 받는다.</w:t>
+        <w:t>① 성경공부 진행에 동의한 새가족을 대상으로 성경공부를 진행한다.</w:t>
       </w:r>
     </w:p>
     <w:p>
@@ -5287,7 +5270,7 @@
           <w:color w:val="1A1A1A"/>
           <w:sz w:val="20"/>
         </w:rPr>
-        <w:t>② 담임목회자에게 보고하여 교인서약식 날짜를 정하고, 대상자가 소속될 공동체 회장에게 꽃 준비를 요청한다.</w:t>
+        <w:t>② 소속될 공동체의 목회자, 담임목회자, 새가족부가 논의하여 성경공부 교사를 선정한다.</w:t>
       </w:r>
     </w:p>
     <w:p>
@@ -5303,7 +5286,7 @@
           <w:color w:val="1A1A1A"/>
           <w:sz w:val="20"/>
         </w:rPr>
-        <w:t>③ 정해진 절차에 따라 단상 앞에서 교인서약식을 진행하고 등록증서를 수여한다.</w:t>
+        <w:t>③ 선정된 교사와 새가족의 만남을 주선하고, 교사와 새가족의 협의를 통해 성경공부 시간을 확정한다.</w:t>
       </w:r>
     </w:p>
     <w:p>
@@ -5319,13 +5302,13 @@
           <w:color w:val="1A1A1A"/>
           <w:sz w:val="20"/>
         </w:rPr>
-        <w:t>④ 공동체 회장, 성경공부 인도자, 새가족부장이 논의한 후, 공동체 회장이 대상자를 공동체 나눔방(카카오톡)에 초대한다.</w:t>
+        <w:t>④ 성경공부가 진행되면 교사는 진행 내용을 새가족부에 보고하고, 새가족부는 재직에게 해당 내용을 공유한다.</w:t>
       </w:r>
     </w:p>
     <w:p/>
     <w:p>
       <w:pPr>
-        <w:spacing w:after="60" w:before="260"/>
+        <w:spacing w:before="260" w:after="60"/>
         <w:ind w:left="180"/>
       </w:pPr>
       <w:r>
@@ -5335,7 +5318,87 @@
           <w:color w:val="1A3A5C"/>
           <w:sz w:val="21"/>
         </w:rPr>
-        <w:t>제 15 조 (출석 관리)</w:t>
+        <w:t>제 15 조 (교인 서약식)</w:t>
+      </w:r>
+    </w:p>
+    <w:p>
+      <w:pPr>
+        <w:spacing w:before="40" w:after="44"/>
+        <w:ind w:left="360" w:hanging="360"/>
+        <w:jc w:val="both"/>
+      </w:pPr>
+      <w:r>
+        <w:rPr>
+          <w:rFonts w:ascii="맑은 고딕" w:hAnsi="맑은 고딕" w:eastAsia="맑은 고딕"/>
+          <w:b w:val="0"/>
+          <w:color w:val="1A1A1A"/>
+          <w:sz w:val="20"/>
+        </w:rPr>
+        <w:t>① 교인 등록을 위한 성경공부 과정을 모두 마친 경우, 교인 서약서의 내용을 충분히 설명한 후 서명을 받는다.</w:t>
+      </w:r>
+    </w:p>
+    <w:p>
+      <w:pPr>
+        <w:spacing w:before="40" w:after="44"/>
+        <w:ind w:left="360" w:hanging="360"/>
+        <w:jc w:val="both"/>
+      </w:pPr>
+      <w:r>
+        <w:rPr>
+          <w:rFonts w:ascii="맑은 고딕" w:hAnsi="맑은 고딕" w:eastAsia="맑은 고딕"/>
+          <w:b w:val="0"/>
+          <w:color w:val="1A1A1A"/>
+          <w:sz w:val="20"/>
+        </w:rPr>
+        <w:t>② 담임목회자에게 보고하여 교인서약식 날짜를 정하고, 대상자가 소속될 공동체 회장에게 꽃 준비를 요청한다.</w:t>
+      </w:r>
+    </w:p>
+    <w:p>
+      <w:pPr>
+        <w:spacing w:before="40" w:after="44"/>
+        <w:ind w:left="360" w:hanging="360"/>
+        <w:jc w:val="both"/>
+      </w:pPr>
+      <w:r>
+        <w:rPr>
+          <w:rFonts w:ascii="맑은 고딕" w:hAnsi="맑은 고딕" w:eastAsia="맑은 고딕"/>
+          <w:b w:val="0"/>
+          <w:color w:val="1A1A1A"/>
+          <w:sz w:val="20"/>
+        </w:rPr>
+        <w:t>③ 정해진 절차에 따라 단상 앞에서 교인서약식을 진행하고 등록증서를 수여한다.</w:t>
+      </w:r>
+    </w:p>
+    <w:p>
+      <w:pPr>
+        <w:spacing w:before="40" w:after="44"/>
+        <w:ind w:left="360" w:hanging="360"/>
+        <w:jc w:val="both"/>
+      </w:pPr>
+      <w:r>
+        <w:rPr>
+          <w:rFonts w:ascii="맑은 고딕" w:hAnsi="맑은 고딕" w:eastAsia="맑은 고딕"/>
+          <w:b w:val="0"/>
+          <w:color w:val="1A1A1A"/>
+          <w:sz w:val="20"/>
+        </w:rPr>
+        <w:t>④ 공동체 회장, 성경공부 인도자, 새가족부장이 논의한 후, 공동체 회장이 대상자를 공동체 나눔방(카카오톡)에 초대한다.</w:t>
+      </w:r>
+    </w:p>
+    <w:p/>
+    <w:p>
+      <w:pPr>
+        <w:spacing w:after="60" w:before="260"/>
+        <w:ind w:left="180"/>
+      </w:pPr>
+      <w:r>
+        <w:rPr>
+          <w:rFonts w:ascii="맑은 고딕" w:hAnsi="맑은 고딕" w:eastAsia="맑은 고딕"/>
+          <w:b/>
+          <w:color w:val="1A3A5C"/>
+          <w:sz w:val="21"/>
+        </w:rPr>
+        <w:t>제 16 조 (출석 관리)</w:t>
       </w:r>
     </w:p>
     <w:p>
@@ -5906,7 +5969,7 @@
                 <w:sz w:val="18"/>
                 <w:szCs w:val="18"/>
               </w:rPr>
-              <w:t xml:space="preserve">—</w:t>
+              <w:t>말미 [개정 이력] 표 참조</w:t>
             </w:r>
           </w:p>
         </w:tc>

--- a/DB/새가족부/NEW_새가족부매뉴얼_201-203_사랑과평안의교회.docx
+++ b/DB/새가족부/NEW_새가족부매뉴얼_201-203_사랑과평안의교회.docx
@@ -284,7 +284,7 @@
                 <w:sz w:val="18"/>
                 <w:szCs w:val="18"/>
               </w:rPr>
-              <w:t xml:space="preserve">관 련 규 정</w:t>
+              <w:t>관 련 부 서</w:t>
             </w:r>
           </w:p>
         </w:tc>
@@ -312,7 +312,7 @@
                 <w:sz w:val="18"/>
                 <w:szCs w:val="18"/>
               </w:rPr>
-              <w:t xml:space="preserve">CPO-103 교인 등록·이명 규정</w:t>
+              <w:t>새가족부  |  예배부  |  교육부</w:t>
             </w:r>
           </w:p>
         </w:tc>
@@ -3226,7 +3226,7 @@
                 <w:sz w:val="18"/>
                 <w:szCs w:val="18"/>
               </w:rPr>
-              <w:t xml:space="preserve">관 련 규 정</w:t>
+              <w:t>관 련 부 서</w:t>
             </w:r>
           </w:p>
         </w:tc>
@@ -3254,7 +3254,7 @@
                 <w:sz w:val="18"/>
                 <w:szCs w:val="18"/>
               </w:rPr>
-              <w:t xml:space="preserve">CPO-103 교인 등록·이명 규정</w:t>
+              <w:t>새가족부  |  예배부  |  교육부</w:t>
             </w:r>
           </w:p>
         </w:tc>
@@ -5813,7 +5813,7 @@
                 <w:sz w:val="18"/>
                 <w:szCs w:val="18"/>
               </w:rPr>
-              <w:t xml:space="preserve">관 련 규 정</w:t>
+              <w:t>관 련 부 서</w:t>
             </w:r>
           </w:p>
         </w:tc>
@@ -5841,7 +5841,7 @@
                 <w:sz w:val="18"/>
                 <w:szCs w:val="18"/>
               </w:rPr>
-              <w:t xml:space="preserve">CPO-103 교인 등록·이명 규정</w:t>
+              <w:t>새가족부  |  예배부  |  교육부</w:t>
             </w:r>
           </w:p>
         </w:tc>
